--- a/projects/valuepickr-open-screen/docs/Ratnaveer Precision Engineering.docx
+++ b/projects/valuepickr-open-screen/docs/Ratnaveer Precision Engineering.docx
@@ -32,7 +32,7 @@
           <w:sz w:val="22"/>
           <w:szCs w:val="22"/>
         </w:rPr>
-        <w:t xml:space="preserve">Debt-free stainless-steel manufacturer betting on a large new PCB copper-clad-laminate line -- management-guided, not yet community-validated</w:t>
+        <w:t xml:space="preserve">Stainless-steel precision-products maker (~24% revenue CAGR) making a large debt+equity-funded bet on India's first fully-integrated high-volume Copper Clad Laminate (CCL) plant -- 60% built, commercial start targeted Nov 2026, ECMS-backed -- while core ROCE has compressed to ~12% and FY26 FCF was ~Rs -155 Cr</w:t>
       </w:r>
     </w:p>
     <w:p>
@@ -99,61 +99,61 @@
           </w:tcPr>
           <w:p>
             <w:r>
-              <w:t xml:space="preserve">~Rs 1,887 Cr</w:t>
-            </w:r>
-          </w:p>
-        </w:tc>
-      </w:tr>
-      <w:tr>
-        <w:tc>
-          <w:tcPr>
-            <w:tcW w:type="dxa" w:w="3200"/>
-            <w:shd w:fill="F2F2F2" w:val="clear"/>
-          </w:tcPr>
-          <w:p>
-            <w:r>
-              <w:rPr>
-                <w:b/>
-                <w:bCs/>
-              </w:rPr>
-              <w:t xml:space="preserve">ROCE</w:t>
-            </w:r>
-          </w:p>
-        </w:tc>
-        <w:tc>
-          <w:tcPr>
-            <w:tcW w:type="dxa" w:w="5800"/>
-          </w:tcPr>
-          <w:p>
-            <w:r>
-              <w:t xml:space="preserve">15.92%</w:t>
-            </w:r>
-          </w:p>
-        </w:tc>
-      </w:tr>
-      <w:tr>
-        <w:tc>
-          <w:tcPr>
-            <w:tcW w:type="dxa" w:w="3200"/>
-            <w:shd w:fill="F2F2F2" w:val="clear"/>
-          </w:tcPr>
-          <w:p>
-            <w:r>
-              <w:rPr>
-                <w:b/>
-                <w:bCs/>
-              </w:rPr>
-              <w:t xml:space="preserve">Revenue growth</w:t>
-            </w:r>
-          </w:p>
-        </w:tc>
-        <w:tc>
-          <w:tcPr>
-            <w:tcW w:type="dxa" w:w="5800"/>
-          </w:tcPr>
-          <w:p>
-            <w:r>
-              <w:t xml:space="preserve">CAGR ~24.6% vs industry median 8.15%</w:t>
+              <w:t xml:space="preserve">~Rs 2,501 Cr</w:t>
+            </w:r>
+          </w:p>
+        </w:tc>
+      </w:tr>
+      <w:tr>
+        <w:tc>
+          <w:tcPr>
+            <w:tcW w:type="dxa" w:w="3200"/>
+            <w:shd w:fill="F2F2F2" w:val="clear"/>
+          </w:tcPr>
+          <w:p>
+            <w:r>
+              <w:rPr>
+                <w:b/>
+                <w:bCs/>
+              </w:rPr>
+              <w:t xml:space="preserve">P/E / P/B</w:t>
+            </w:r>
+          </w:p>
+        </w:tc>
+        <w:tc>
+          <w:tcPr>
+            <w:tcW w:type="dxa" w:w="5800"/>
+          </w:tcPr>
+          <w:p>
+            <w:r>
+              <w:t xml:space="preserve">~36.9x / ~3.57x (rich for a ~10-11% EBITDA-margin SS-products base; cheap only if the CCL ramp delivers the guided FY29 PAT)</w:t>
+            </w:r>
+          </w:p>
+        </w:tc>
+      </w:tr>
+      <w:tr>
+        <w:tc>
+          <w:tcPr>
+            <w:tcW w:type="dxa" w:w="3200"/>
+            <w:shd w:fill="F2F2F2" w:val="clear"/>
+          </w:tcPr>
+          <w:p>
+            <w:r>
+              <w:rPr>
+                <w:b/>
+                <w:bCs/>
+              </w:rPr>
+              <w:t xml:space="preserve">ROCE / ROE</w:t>
+            </w:r>
+          </w:p>
+        </w:tc>
+        <w:tc>
+          <w:tcPr>
+            <w:tcW w:type="dxa" w:w="5800"/>
+          </w:tcPr>
+          <w:p>
+            <w:r>
+              <w:t xml:space="preserve">12.3% / 12.4% (both down from ~15-16% -- compression as CCL capex and working capital built)</w:t>
             </w:r>
           </w:p>
         </w:tc>
@@ -180,7 +180,115 @@
           </w:tcPr>
           <w:p>
             <w:r>
-              <w:t xml:space="preserve">Debt-free, net cash position (~Rs 658.6 Cr)</w:t>
+              <w:t xml:space="preserve">Borrowings ~Rs 335 Cr FY26 (no longer 'net cash'); net debt/EBITDA ~2x; credit rating upgraded to IVR A-/Stable</w:t>
+            </w:r>
+          </w:p>
+        </w:tc>
+      </w:tr>
+      <w:tr>
+        <w:tc>
+          <w:tcPr>
+            <w:tcW w:type="dxa" w:w="3200"/>
+            <w:shd w:fill="F2F2F2" w:val="clear"/>
+          </w:tcPr>
+          <w:p>
+            <w:r>
+              <w:rPr>
+                <w:b/>
+                <w:bCs/>
+              </w:rPr>
+              <w:t xml:space="preserve">Revenue / PAT</w:t>
+            </w:r>
+          </w:p>
+        </w:tc>
+        <w:tc>
+          <w:tcPr>
+            <w:tcW w:type="dxa" w:w="5800"/>
+          </w:tcPr>
+          <w:p>
+            <w:r>
+              <w:t xml:space="preserve">FY23-26 revenue Rs 480 -&gt; 595 -&gt; 892 -&gt; 1,069 Cr (~24% CAGR); PAT Rs 25 -&gt; 31 -&gt; 47 -&gt; 64 Cr</w:t>
+            </w:r>
+          </w:p>
+        </w:tc>
+      </w:tr>
+      <w:tr>
+        <w:tc>
+          <w:tcPr>
+            <w:tcW w:type="dxa" w:w="3200"/>
+            <w:shd w:fill="F2F2F2" w:val="clear"/>
+          </w:tcPr>
+          <w:p>
+            <w:r>
+              <w:rPr>
+                <w:b/>
+                <w:bCs/>
+              </w:rPr>
+              <w:t xml:space="preserve">Q1 FY27</w:t>
+            </w:r>
+          </w:p>
+        </w:tc>
+        <w:tc>
+          <w:tcPr>
+            <w:tcW w:type="dxa" w:w="5800"/>
+          </w:tcPr>
+          <w:p>
+            <w:r>
+              <w:t xml:space="preserve">Revenue Rs 318 Cr +20% YoY; EBITDA Rs 36 Cr (margin 11.3%); PAT Rs 18.2 Cr +21% YoY</w:t>
+            </w:r>
+          </w:p>
+        </w:tc>
+      </w:tr>
+      <w:tr>
+        <w:tc>
+          <w:tcPr>
+            <w:tcW w:type="dxa" w:w="3200"/>
+            <w:shd w:fill="F2F2F2" w:val="clear"/>
+          </w:tcPr>
+          <w:p>
+            <w:r>
+              <w:rPr>
+                <w:b/>
+                <w:bCs/>
+              </w:rPr>
+              <w:t xml:space="preserve">CCL project</w:t>
+            </w:r>
+          </w:p>
+        </w:tc>
+        <w:tc>
+          <w:tcPr>
+            <w:tcW w:type="dxa" w:w="5800"/>
+          </w:tcPr>
+          <w:p>
+            <w:r>
+              <w:t xml:space="preserve">Rs 472.34 Cr cost; ~60% complete; commercial production targeted Nov 2026; 'India's first fully integrated high-volume CCL facility', developed under the Central/State ECMS scheme</w:t>
+            </w:r>
+          </w:p>
+        </w:tc>
+      </w:tr>
+      <w:tr>
+        <w:tc>
+          <w:tcPr>
+            <w:tcW w:type="dxa" w:w="3200"/>
+            <w:shd w:fill="F2F2F2" w:val="clear"/>
+          </w:tcPr>
+          <w:p>
+            <w:r>
+              <w:rPr>
+                <w:b/>
+                <w:bCs/>
+              </w:rPr>
+              <w:t xml:space="preserve">Funding</w:t>
+            </w:r>
+          </w:p>
+        </w:tc>
+        <w:tc>
+          <w:tcPr>
+            <w:tcW w:type="dxa" w:w="5800"/>
+          </w:tcPr>
+          <w:p>
+            <w:r>
+              <w:t xml:space="preserve">Rs 185 Cr QIP done + Rs 330 Cr rights issue approved (1.25 Cr shares at Rs 264); FY26 FCF ~Rs -155 Cr; debtor days 27 -&gt; 60</w:t>
             </w:r>
           </w:p>
         </w:tc>
@@ -207,7 +315,7 @@
           </w:tcPr>
           <w:p>
             <w:r>
-              <w:t xml:space="preserve">Rs 129.9 - 208.0</w:t>
+              <w:t xml:space="preserve">Rs 129.9 - 208.0 (prior file); stock since re-rated to ~Rs 298</w:t>
             </w:r>
           </w:p>
         </w:tc>
@@ -223,7 +331,7 @@
         <w:spacing w:after="120"/>
       </w:pPr>
       <w:r>
-        <w:t xml:space="preserve">Solid current returns (ROCE ~16%) and above-industry revenue growth (~24.6% CAGR) on a debt-free, net-cash balance sheet, with management guiding a specific, large capacity expansion into Copper Clad Laminate (CCL, a PCB manufacturing input) that would more than double current revenue by FY29 if executed.</w:t>
+        <w:t xml:space="preserve">The core business is real and growing -- SS washers, pipes/tubes, sheets and solar mounting structures, revenue up ~24% CAGR FY23-26 to Rs 1,069 Cr, PAT to Rs 64 Cr -- but it is a thin-margin (10-11% EBITDA) spread/pass-through business, and the recent aggressive expansion has actually compressed returns: ROCE fell from ~15-16% to 12.3%, FY26 free cash flow was ~Rs -155 Cr, debtor days rose 27 -&gt; 60, and the balance sheet moved from near-net-cash to ~Rs 335 Cr borrowings. The thesis is the Copper Clad Laminate (CCL, a PCB input) plant: Rs 472.34 Cr, ~60% complete, commercial start targeted November 2026, positioned as India's first fully-integrated high-volume CCL facility under the government ECMS electronics-components scheme, riding China+1 import substitution. Management has guided FY29 revenue of Rs 2,500+ Cr and PAT of Rs 250+ Cr (~3.5-4x current). Funding is dilutive: a Rs 185 Cr QIP is done and a Rs 330 Cr rights issue (Rs 264/share) is approved; promoter holding fell from 55.48% (Sept 2023) to 45.49% (Jun 2026) -- confirmed as QIP dilution, not pledge or sale (no encumbrance; promoters recently added 2.75% and are subscribing warrants). Infomerics upgraded the credit rating to IVR A-/Stable. At ~37x P/E / ~3.6x P/B the market is already paying for CCL success.</w:t>
       </w:r>
     </w:p>
     <w:p>
@@ -232,7 +340,7 @@
         <w:spacing w:after="120" w:before="280"/>
       </w:pPr>
       <w:r>
-        <w:t xml:space="preserve">Technical Read (Weekly / Monthly MACD + Bollinger Bands, or RSI/CCI/Williams %R proxy)</w:t>
+        <w:t xml:space="preserve">Deep-Dive: Primary Documents (Annual Reports, Quarterly Results, Exchange Filings)</w:t>
       </w:r>
     </w:p>
     <w:p>
@@ -240,7 +348,483 @@
         <w:spacing w:after="120"/>
       </w:pPr>
       <w:r>
-        <w:t xml:space="preserve">Not independently charted this pass.</w:t>
+        <w:rPr>
+          <w:i/>
+          <w:iCs/>
+          <w:color w:val="666666"/>
+          <w:sz w:val="18"/>
+          <w:szCs w:val="18"/>
+        </w:rPr>
+        <w:t xml:space="preserve">Pass 1 — 2026-09-08. Built from the company's own filings (3 years of annual reports, ~4 quarters of results/concalls, and 6 months of BSE/NSE announcements), read via the web — a deeper layer than the forum-sentiment read below.</w:t>
+      </w:r>
+    </w:p>
+    <w:p>
+      <w:pPr>
+        <w:spacing w:after="120"/>
+      </w:pPr>
+      <w:r>
+        <w:rPr>
+          <w:b/>
+          <w:bCs/>
+          <w:sz w:val="20"/>
+          <w:szCs w:val="20"/>
+        </w:rPr>
+        <w:t xml:space="preserve">Sources reviewed this pass:</w:t>
+      </w:r>
+    </w:p>
+    <w:p>
+      <w:pPr>
+        <w:pStyle w:val="ListParagraph"/>
+        <w:numPr>
+          <w:ilvl w:val="0"/>
+          <w:numId w:val="1"/>
+        </w:numPr>
+        <w:spacing w:after="60"/>
+      </w:pPr>
+      <w:r>
+        <w:t xml:space="preserve">screener.in (RATNAVEER): mcap ~Rs 2,501 Cr, P/E ~36.9x, P/B ~3.57x, ROCE 12.3%, ROE 12.4%; FY23-26 revenue Rs 480/595/892/1,069 Cr, PAT Rs 25/31/47/64 Cr; borrowings ~Rs 335 Cr FY26; CWIP Rs 82 Cr; FY26 FCF ~Rs -155 Cr; debtor days 27 -&gt; 60; promoter 45.49% (from 55.48% Sept 2023)</w:t>
+      </w:r>
+    </w:p>
+    <w:p>
+      <w:pPr>
+        <w:pStyle w:val="ListParagraph"/>
+        <w:numPr>
+          <w:ilvl w:val="0"/>
+          <w:numId w:val="1"/>
+        </w:numPr>
+        <w:spacing w:after="60"/>
+      </w:pPr>
+      <w:r>
+        <w:t xml:space="preserve">Q1 FY27 results (Business Standard/ANI, scanx, whalesbook): revenue Rs 318 Cr +20% YoY, EBITDA Rs 36 Cr (11.3% margin), PAT Rs 18.2 Cr +21% YoY</w:t>
+      </w:r>
+    </w:p>
+    <w:p>
+      <w:pPr>
+        <w:pStyle w:val="ListParagraph"/>
+        <w:numPr>
+          <w:ilvl w:val="0"/>
+          <w:numId w:val="1"/>
+        </w:numPr>
+        <w:spacing w:after="60"/>
+      </w:pPr>
+      <w:r>
+        <w:t xml:space="preserve">CCL project + funding coverage (theprint/ANI, sahi.com): CCL cost Rs 472.34 Cr, ~60% complete, commercial production targeted Nov 2026, 'India's first fully integrated high-volume CCL facility' under Central/State ECMS scheme; Rights Issue up to Rs 330 Cr (1.25 Cr shares at Rs 264) with NSE/BSE in-principle approval; Infomerics upgrade to IVR A-/Stable + A2+, rated facilities enhanced to Rs 388.47 Cr</w:t>
+      </w:r>
+    </w:p>
+    <w:p>
+      <w:pPr>
+        <w:pStyle w:val="ListParagraph"/>
+        <w:numPr>
+          <w:ilvl w:val="0"/>
+          <w:numId w:val="1"/>
+        </w:numPr>
+        <w:spacing w:after="60"/>
+      </w:pPr>
+      <w:r>
+        <w:t xml:space="preserve">Promoter-holding / Q4 FY26 concall coverage (choiceindia, yahoo/gurufocus, scanx): decline is QIP dilution (Rs 185 Cr QIP done, Rs 330 Cr more planned); post-QIP ~42-43%, ~47-48% after warrant conversion; FY26 no-encumbrance confirmation filed; promoters added 2.75% in a recent quarter; FY29 guidance ~Rs 2,500+ Cr revenue / Rs 250+ Cr PAT</w:t>
+      </w:r>
+    </w:p>
+    <w:p>
+      <w:pPr>
+        <w:spacing w:after="120"/>
+      </w:pPr>
+      <w:r>
+        <w:rPr>
+          <w:b/>
+          <w:bCs/>
+          <w:sz w:val="20"/>
+          <w:szCs w:val="20"/>
+        </w:rPr>
+        <w:t xml:space="preserve">Annual-report findings (3-year view):</w:t>
+      </w:r>
+    </w:p>
+    <w:p>
+      <w:pPr>
+        <w:pStyle w:val="ListParagraph"/>
+        <w:numPr>
+          <w:ilvl w:val="0"/>
+          <w:numId w:val="1"/>
+        </w:numPr>
+        <w:spacing w:after="60"/>
+      </w:pPr>
+      <w:r>
+        <w:t xml:space="preserve">Revenue compounded ~24% FY23-26 (Rs 480 -&gt; 595 -&gt; 892 -&gt; 1,069 Cr); PAT Rs 25 -&gt; 31 -&gt; 47 -&gt; 64 Cr -- the core SS-products business is genuinely growing</w:t>
+      </w:r>
+    </w:p>
+    <w:p>
+      <w:pPr>
+        <w:pStyle w:val="ListParagraph"/>
+        <w:numPr>
+          <w:ilvl w:val="0"/>
+          <w:numId w:val="1"/>
+        </w:numPr>
+        <w:spacing w:after="60"/>
+      </w:pPr>
+      <w:r>
+        <w:t xml:space="preserve">But returns compressed through the expansion: ROCE ~15-16% -&gt; 12.3%, ROE ~12.4%; EBITDA margin stuck at ~10-11% (thin, spread/pass-through economics)</w:t>
+      </w:r>
+    </w:p>
+    <w:p>
+      <w:pPr>
+        <w:pStyle w:val="ListParagraph"/>
+        <w:numPr>
+          <w:ilvl w:val="0"/>
+          <w:numId w:val="1"/>
+        </w:numPr>
+        <w:spacing w:after="60"/>
+      </w:pPr>
+      <w:r>
+        <w:t xml:space="preserve">FY26 free cash flow ~Rs -155 Cr on ~Rs 115 Cr EBITDA -- heavy capex (CCL) + working-capital build (debtor days 27 -&gt; 60)</w:t>
+      </w:r>
+    </w:p>
+    <w:p>
+      <w:pPr>
+        <w:pStyle w:val="ListParagraph"/>
+        <w:numPr>
+          <w:ilvl w:val="0"/>
+          <w:numId w:val="1"/>
+        </w:numPr>
+        <w:spacing w:after="60"/>
+      </w:pPr>
+      <w:r>
+        <w:t xml:space="preserve">Balance sheet moved from near-net-cash to ~Rs 335 Cr borrowings; credit rating nonetheless upgraded to IVR A-/Stable on the enhanced scale and CCL scheme backing</w:t>
+      </w:r>
+    </w:p>
+    <w:p>
+      <w:pPr>
+        <w:pStyle w:val="ListParagraph"/>
+        <w:numPr>
+          <w:ilvl w:val="0"/>
+          <w:numId w:val="1"/>
+        </w:numPr>
+        <w:spacing w:after="60"/>
+      </w:pPr>
+      <w:r>
+        <w:t xml:space="preserve">Promoter holding fell ~10pp (55.48% Sept 2023 -&gt; 45.49% Jun 2026) -- confirmed as QIP dilution, NOT pledge or sale; FY26 no-encumbrance confirmation on record; promoters subscribing warrants and recently added 2.75%</w:t>
+      </w:r>
+    </w:p>
+    <w:p>
+      <w:pPr>
+        <w:pStyle w:val="ListParagraph"/>
+        <w:numPr>
+          <w:ilvl w:val="0"/>
+          <w:numId w:val="1"/>
+        </w:numPr>
+        <w:spacing w:after="60"/>
+      </w:pPr>
+      <w:r>
+        <w:t xml:space="preserve">Zero dividend despite consistent profitability -- all cash retained for the expansion</w:t>
+      </w:r>
+    </w:p>
+    <w:p>
+      <w:pPr>
+        <w:spacing w:after="120"/>
+      </w:pPr>
+      <w:r>
+        <w:rPr>
+          <w:b/>
+          <w:bCs/>
+          <w:sz w:val="20"/>
+          <w:szCs w:val="20"/>
+        </w:rPr>
+        <w:t xml:space="preserve">Quarterly trend (last ~4 quarters + concall commentary):</w:t>
+      </w:r>
+    </w:p>
+    <w:p>
+      <w:pPr>
+        <w:pStyle w:val="ListParagraph"/>
+        <w:numPr>
+          <w:ilvl w:val="0"/>
+          <w:numId w:val="1"/>
+        </w:numPr>
+        <w:spacing w:after="60"/>
+      </w:pPr>
+      <w:r>
+        <w:t xml:space="preserve">Q1 FY27: revenue Rs 318 Cr +20% YoY, EBITDA Rs 36 Cr, margin 11.3%, PAT Rs 18.2 Cr +21% YoY -- steady, in line with the ~20% core growth rate</w:t>
+      </w:r>
+    </w:p>
+    <w:p>
+      <w:pPr>
+        <w:pStyle w:val="ListParagraph"/>
+        <w:numPr>
+          <w:ilvl w:val="0"/>
+          <w:numId w:val="1"/>
+        </w:numPr>
+        <w:spacing w:after="60"/>
+      </w:pPr>
+      <w:r>
+        <w:t xml:space="preserve">Preceding quarters (screener): Q1 FY26 Rs 249 Cr / Rs 17 Cr PAT, Q2 FY26 Rs 315 Cr / Rs 18 Cr -- consistent low-double-digit EBITDA margin throughout</w:t>
+      </w:r>
+    </w:p>
+    <w:p>
+      <w:pPr>
+        <w:pStyle w:val="ListParagraph"/>
+        <w:numPr>
+          <w:ilvl w:val="0"/>
+          <w:numId w:val="1"/>
+        </w:numPr>
+        <w:spacing w:after="60"/>
+      </w:pPr>
+      <w:r>
+        <w:t xml:space="preserve">No margin inflection visible yet -- the CCL contribution is entirely ahead (commercial start targeted Nov 2026)</w:t>
+      </w:r>
+    </w:p>
+    <w:p>
+      <w:pPr>
+        <w:spacing w:after="120"/>
+      </w:pPr>
+      <w:r>
+        <w:rPr>
+          <w:b/>
+          <w:bCs/>
+          <w:sz w:val="20"/>
+          <w:szCs w:val="20"/>
+        </w:rPr>
+        <w:t xml:space="preserve">Exchange announcements (last 6 months):</w:t>
+      </w:r>
+    </w:p>
+    <w:p>
+      <w:pPr>
+        <w:pStyle w:val="ListParagraph"/>
+        <w:numPr>
+          <w:ilvl w:val="0"/>
+          <w:numId w:val="1"/>
+        </w:numPr>
+        <w:spacing w:after="60"/>
+      </w:pPr>
+      <w:r>
+        <w:t xml:space="preserve">Rights Issue up to Rs 330 Cr (1.25 Cr shares at Rs 264) -- board approved, NSE/BSE in-principle approval received</w:t>
+      </w:r>
+    </w:p>
+    <w:p>
+      <w:pPr>
+        <w:pStyle w:val="ListParagraph"/>
+        <w:numPr>
+          <w:ilvl w:val="0"/>
+          <w:numId w:val="1"/>
+        </w:numPr>
+        <w:spacing w:after="60"/>
+      </w:pPr>
+      <w:r>
+        <w:t xml:space="preserve">Infomerics credit-rating upgrade: long-term IVR A-/Stable (from BBB+/Positive), short-term IVR A2+; rated bank facilities enhanced to Rs 388.47 Cr</w:t>
+      </w:r>
+    </w:p>
+    <w:p>
+      <w:pPr>
+        <w:pStyle w:val="ListParagraph"/>
+        <w:numPr>
+          <w:ilvl w:val="0"/>
+          <w:numId w:val="1"/>
+        </w:numPr>
+        <w:spacing w:after="60"/>
+      </w:pPr>
+      <w:r>
+        <w:t xml:space="preserve">CCL project progress update: ~60% complete, commercial production targeted November 2026</w:t>
+      </w:r>
+    </w:p>
+    <w:p>
+      <w:pPr>
+        <w:pStyle w:val="ListParagraph"/>
+        <w:numPr>
+          <w:ilvl w:val="0"/>
+          <w:numId w:val="1"/>
+        </w:numPr>
+        <w:spacing w:after="60"/>
+      </w:pPr>
+      <w:r>
+        <w:t xml:space="preserve">Q1 FY27 results (Jul 2026): revenue +20%, PAT +21%</w:t>
+      </w:r>
+    </w:p>
+    <w:p>
+      <w:pPr>
+        <w:pStyle w:val="ListParagraph"/>
+        <w:numPr>
+          <w:ilvl w:val="0"/>
+          <w:numId w:val="1"/>
+        </w:numPr>
+        <w:spacing w:after="60"/>
+      </w:pPr>
+      <w:r>
+        <w:t xml:space="preserve">FY26 promoter no-encumbrance confirmation filed</w:t>
+      </w:r>
+    </w:p>
+    <w:p>
+      <w:pPr>
+        <w:spacing w:after="120"/>
+      </w:pPr>
+      <w:r>
+        <w:rPr>
+          <w:b/>
+          <w:bCs/>
+          <w:sz w:val="20"/>
+          <w:szCs w:val="20"/>
+        </w:rPr>
+        <w:t xml:space="preserve">Key new facts vs. the prior write-up:</w:t>
+      </w:r>
+    </w:p>
+    <w:p>
+      <w:pPr>
+        <w:pStyle w:val="ListParagraph"/>
+        <w:numPr>
+          <w:ilvl w:val="0"/>
+          <w:numId w:val="1"/>
+        </w:numPr>
+        <w:spacing w:after="60"/>
+      </w:pPr>
+      <w:r>
+        <w:t xml:space="preserve">The prior file's 'debt-free, net-cash' description is stale -- the company now carries ~Rs 335 Cr borrowings and FY26 FCF was ~Rs -155 Cr</w:t>
+      </w:r>
+    </w:p>
+    <w:p>
+      <w:pPr>
+        <w:pStyle w:val="ListParagraph"/>
+        <w:numPr>
+          <w:ilvl w:val="0"/>
+          <w:numId w:val="1"/>
+        </w:numPr>
+        <w:spacing w:after="60"/>
+      </w:pPr>
+      <w:r>
+        <w:t xml:space="preserve">ROCE has fallen to 12.3% (from the ~16% in the prior file) -- the expansion has diluted returns so far, not improved them</w:t>
+      </w:r>
+    </w:p>
+    <w:p>
+      <w:pPr>
+        <w:pStyle w:val="ListParagraph"/>
+        <w:numPr>
+          <w:ilvl w:val="0"/>
+          <w:numId w:val="1"/>
+        </w:numPr>
+        <w:spacing w:after="60"/>
+      </w:pPr>
+      <w:r>
+        <w:t xml:space="preserve">CCL is ~60% built with a firm Nov-2026 commercial-start target and a Rs 472.34 Cr price tag -- the catalyst is now dated and concrete</w:t>
+      </w:r>
+    </w:p>
+    <w:p>
+      <w:pPr>
+        <w:pStyle w:val="ListParagraph"/>
+        <w:numPr>
+          <w:ilvl w:val="0"/>
+          <w:numId w:val="1"/>
+        </w:numPr>
+        <w:spacing w:after="60"/>
+      </w:pPr>
+      <w:r>
+        <w:t xml:space="preserve">Funding is confirmed dilutive: Rs 185 Cr QIP done + Rs 330 Cr rights approved; promoter holding down to 45.5% (QIP, not pledge/sale)</w:t>
+      </w:r>
+    </w:p>
+    <w:p>
+      <w:pPr>
+        <w:pStyle w:val="ListParagraph"/>
+        <w:numPr>
+          <w:ilvl w:val="0"/>
+          <w:numId w:val="1"/>
+        </w:numPr>
+        <w:spacing w:after="60"/>
+      </w:pPr>
+      <w:r>
+        <w:t xml:space="preserve">Credit rating upgraded to A- -- lenders are comfortable with the leverage and scheme backing</w:t>
+      </w:r>
+    </w:p>
+    <w:p>
+      <w:pPr>
+        <w:spacing w:after="120"/>
+      </w:pPr>
+      <w:r>
+        <w:rPr>
+          <w:b/>
+          <w:bCs/>
+          <w:sz w:val="20"/>
+          <w:szCs w:val="20"/>
+        </w:rPr>
+        <w:t xml:space="preserve">Open questions / what to watch:</w:t>
+      </w:r>
+    </w:p>
+    <w:p>
+      <w:pPr>
+        <w:pStyle w:val="ListParagraph"/>
+        <w:numPr>
+          <w:ilvl w:val="0"/>
+          <w:numId w:val="1"/>
+        </w:numPr>
+        <w:spacing w:after="60"/>
+      </w:pPr>
+      <w:r>
+        <w:t xml:space="preserve">Does the CCL line commission on the Nov-2026 schedule, and how fast does it qualify with PCB customers?</w:t>
+      </w:r>
+    </w:p>
+    <w:p>
+      <w:pPr>
+        <w:pStyle w:val="ListParagraph"/>
+        <w:numPr>
+          <w:ilvl w:val="0"/>
+          <w:numId w:val="1"/>
+        </w:numPr>
+        <w:spacing w:after="60"/>
+      </w:pPr>
+      <w:r>
+        <w:t xml:space="preserve">What blended EBITDA margin does CCL actually run at once ramped -- is the FY29 Rs 250+ Cr PAT guide credible?</w:t>
+      </w:r>
+    </w:p>
+    <w:p>
+      <w:pPr>
+        <w:pStyle w:val="ListParagraph"/>
+        <w:numPr>
+          <w:ilvl w:val="0"/>
+          <w:numId w:val="1"/>
+        </w:numPr>
+        <w:spacing w:after="60"/>
+      </w:pPr>
+      <w:r>
+        <w:t xml:space="preserve">Rights-issue take-up and final promoter holding post-warrant conversion (~47-48% guided)</w:t>
+      </w:r>
+    </w:p>
+    <w:p>
+      <w:pPr>
+        <w:pStyle w:val="ListParagraph"/>
+        <w:numPr>
+          <w:ilvl w:val="0"/>
+          <w:numId w:val="1"/>
+        </w:numPr>
+        <w:spacing w:after="60"/>
+      </w:pPr>
+      <w:r>
+        <w:t xml:space="preserve">Do core-business returns (ROCE ~12%) recover as capex normalises, or is the thin-margin base a permanent drag?</w:t>
+      </w:r>
+    </w:p>
+    <w:p>
+      <w:pPr>
+        <w:pStyle w:val="ListParagraph"/>
+        <w:numPr>
+          <w:ilvl w:val="0"/>
+          <w:numId w:val="1"/>
+        </w:numPr>
+        <w:spacing w:after="60"/>
+      </w:pPr>
+      <w:r>
+        <w:t xml:space="preserve">Any independent / trusted-community validation of the FY29 targets -- none exists yet</w:t>
+      </w:r>
+    </w:p>
+    <w:p>
+      <w:pPr>
+        <w:spacing w:after="120" w:before="120"/>
+      </w:pPr>
+      <w:r>
+        <w:rPr>
+          <w:b/>
+          <w:bCs/>
+          <w:sz w:val="20"/>
+          <w:szCs w:val="20"/>
+        </w:rPr>
+        <w:t xml:space="preserve">Conviction impact: </w:t>
+      </w:r>
+      <w:r>
+        <w:rPr>
+          <w:sz w:val="20"/>
+          <w:szCs w:val="20"/>
+        </w:rPr>
+        <w:t xml:space="preserve">Low-Medium -&gt; Low-Medium. The deep read firms up the catalyst (CCL 60% done, dated Nov-2026 start, ECMS-backed, rating upgrade) but also surfaces genuine negatives the prior file missed: the base is no longer debt-free, ROCE compressed to ~12%, FY26 FCF was ~Rs -155 Cr, and funding is serially dilutive. thesis_fit stays 10x-in-2-3-years under the small-cap dated-catalyst rule; conviction can't rise above Low-Medium until CCL is actually producing.</w:t>
       </w:r>
     </w:p>
     <w:p>
@@ -249,7 +833,7 @@
         <w:spacing w:after="120" w:before="280"/>
       </w:pPr>
       <w:r>
-        <w:t xml:space="preserve">ValuePickr Community Signal</w:t>
+        <w:t xml:space="preserve">Guidance &amp; Expectation Gap</w:t>
       </w:r>
     </w:p>
     <w:p>
@@ -257,7 +841,14 @@
         <w:spacing w:after="120"/>
       </w:pPr>
       <w:r>
-        <w:t xml:space="preserve">Read the entire thread -- 36 of 38 posts fetched (2023-12 to 2026-08, first-time read, thread is young/thin). The thread contains only a handful of substantive posts, none from trusted-tier users, centered mostly on relaying management's own guidance rather than independent community stress-testing: a large CCL (PCB input) capex line backed by government ECMS approval, funded partly via equity issuance, with management guiding FY29 revenue of Rs 2,500+ Cr (vs current ~Rs 1,119 Cr) and PAT of Rs 250+ Cr (~3.5-4x current).</w:t>
+        <w:rPr>
+          <w:i/>
+          <w:iCs/>
+          <w:color w:val="666666"/>
+          <w:sz w:val="18"/>
+          <w:szCs w:val="18"/>
+        </w:rPr>
+        <w:t xml:space="preserve">Management guidance decoded into commitments, graded on the expectation → action → operational → commercial → financial ladder, then compared to what the current price appears to assume. Method: playbook/guidance-and-expectation-gap.md.</w:t>
       </w:r>
     </w:p>
     <w:p>
@@ -271,14 +862,1064 @@
           <w:sz w:val="20"/>
           <w:szCs w:val="20"/>
         </w:rPr>
-        <w:t xml:space="preserve">High-conviction call from a top contributor: </w:t>
-      </w:r>
-      <w:r>
-        <w:rPr>
-          <w:sz w:val="20"/>
-          <w:szCs w:val="20"/>
-        </w:rPr>
-        <w:t xml:space="preserve">No trusted-tier users have posted in this thread. sarthak_saraf (non-trusted) opened the thread with a basic company overview in Dec 2023. Shubham_Sharma3 and Shlok_87 (both non-trusted) relayed management's FY25/FY29 guidance without independent verification or pushback. Kunal93 (non-trusted) raised an open, unanswered question about whether the CCL capex funding plan (raising Rs 350 Cr via equity issuance for 5 lines) had been fully thought through.</w:t>
+        <w:t xml:space="preserve">Commitment ladder (most-proven first):</w:t>
+      </w:r>
+    </w:p>
+    <w:tbl>
+      <w:tblPr>
+        <w:tblW w:type="dxa" w:w="9000"/>
+        <w:tblBorders>
+          <w:top w:val="single" w:color="auto" w:sz="4"/>
+          <w:left w:val="single" w:color="auto" w:sz="4"/>
+          <w:bottom w:val="single" w:color="auto" w:sz="4"/>
+          <w:right w:val="single" w:color="auto" w:sz="4"/>
+          <w:insideH w:val="single" w:color="auto" w:sz="4"/>
+          <w:insideV w:val="single" w:color="auto" w:sz="4"/>
+        </w:tblBorders>
+      </w:tblPr>
+      <w:tblGrid>
+        <w:gridCol w:w="1100"/>
+        <w:gridCol w:w="2600"/>
+        <w:gridCol w:w="2400"/>
+        <w:gridCol w:w="900"/>
+        <w:gridCol w:w="1200"/>
+        <w:gridCol w:w="800"/>
+      </w:tblGrid>
+      <w:tr>
+        <w:trPr>
+          <w:tblHeader/>
+        </w:trPr>
+        <w:tc>
+          <w:tcPr>
+            <w:tcW w:type="dxa" w:w="1100"/>
+            <w:shd w:fill="F2F2F2" w:val="clear"/>
+          </w:tcPr>
+          <w:p>
+            <w:r>
+              <w:rPr>
+                <w:b/>
+                <w:bCs/>
+                <w:sz w:val="18"/>
+                <w:szCs w:val="18"/>
+              </w:rPr>
+              <w:t xml:space="preserve">Area</w:t>
+            </w:r>
+          </w:p>
+        </w:tc>
+        <w:tc>
+          <w:tcPr>
+            <w:tcW w:type="dxa" w:w="2600"/>
+            <w:shd w:fill="F2F2F2" w:val="clear"/>
+          </w:tcPr>
+          <w:p>
+            <w:r>
+              <w:rPr>
+                <w:b/>
+                <w:bCs/>
+                <w:sz w:val="18"/>
+                <w:szCs w:val="18"/>
+              </w:rPr>
+              <w:t xml:space="preserve">Commitment</w:t>
+            </w:r>
+          </w:p>
+        </w:tc>
+        <w:tc>
+          <w:tcPr>
+            <w:tcW w:type="dxa" w:w="2400"/>
+            <w:shd w:fill="F2F2F2" w:val="clear"/>
+          </w:tcPr>
+          <w:p>
+            <w:r>
+              <w:rPr>
+                <w:b/>
+                <w:bCs/>
+                <w:sz w:val="18"/>
+                <w:szCs w:val="18"/>
+              </w:rPr>
+              <w:t xml:space="preserve">Specifics</w:t>
+            </w:r>
+          </w:p>
+        </w:tc>
+        <w:tc>
+          <w:tcPr>
+            <w:tcW w:type="dxa" w:w="900"/>
+            <w:shd w:fill="F2F2F2" w:val="clear"/>
+          </w:tcPr>
+          <w:p>
+            <w:r>
+              <w:rPr>
+                <w:b/>
+                <w:bCs/>
+                <w:sz w:val="18"/>
+                <w:szCs w:val="18"/>
+              </w:rPr>
+              <w:t xml:space="preserve">By when</w:t>
+            </w:r>
+          </w:p>
+        </w:tc>
+        <w:tc>
+          <w:tcPr>
+            <w:tcW w:type="dxa" w:w="1200"/>
+            <w:shd w:fill="F2F2F2" w:val="clear"/>
+          </w:tcPr>
+          <w:p>
+            <w:r>
+              <w:rPr>
+                <w:b/>
+                <w:bCs/>
+                <w:sz w:val="18"/>
+                <w:szCs w:val="18"/>
+              </w:rPr>
+              <w:t xml:space="preserve">Stage</w:t>
+            </w:r>
+          </w:p>
+        </w:tc>
+        <w:tc>
+          <w:tcPr>
+            <w:tcW w:type="dxa" w:w="800"/>
+            <w:shd w:fill="F2F2F2" w:val="clear"/>
+          </w:tcPr>
+          <w:p>
+            <w:r>
+              <w:rPr>
+                <w:b/>
+                <w:bCs/>
+                <w:sz w:val="18"/>
+                <w:szCs w:val="18"/>
+              </w:rPr>
+              <w:t xml:space="preserve">Thesis-critical</w:t>
+            </w:r>
+          </w:p>
+        </w:tc>
+      </w:tr>
+      <w:tr>
+        <w:tc>
+          <w:tcPr>
+            <w:tcW w:type="dxa" w:w="1100"/>
+          </w:tcPr>
+          <w:p>
+            <w:r>
+              <w:rPr>
+                <w:b w:val="false"/>
+                <w:bCs w:val="false"/>
+                <w:sz w:val="18"/>
+                <w:szCs w:val="18"/>
+              </w:rPr>
+              <w:t xml:space="preserve">capex</w:t>
+            </w:r>
+          </w:p>
+        </w:tc>
+        <w:tc>
+          <w:tcPr>
+            <w:tcW w:type="dxa" w:w="2600"/>
+          </w:tcPr>
+          <w:p>
+            <w:r>
+              <w:rPr>
+                <w:b w:val="false"/>
+                <w:bCs w:val="false"/>
+                <w:sz w:val="18"/>
+                <w:szCs w:val="18"/>
+              </w:rPr>
+              <w:t xml:space="preserve">Commission the Rs 472.34 Cr Copper Clad Laminate (CCL) plant</w:t>
+            </w:r>
+          </w:p>
+        </w:tc>
+        <w:tc>
+          <w:tcPr>
+            <w:tcW w:type="dxa" w:w="2400"/>
+          </w:tcPr>
+          <w:p>
+            <w:r>
+              <w:rPr>
+                <w:b w:val="false"/>
+                <w:bCs w:val="false"/>
+                <w:sz w:val="18"/>
+                <w:szCs w:val="18"/>
+              </w:rPr>
+              <w:t xml:space="preserve">~60% complete; commercial production targeted Nov 2026; India's first fully-integrated high-volume CCL facility, ECMS-backed</w:t>
+            </w:r>
+          </w:p>
+        </w:tc>
+        <w:tc>
+          <w:tcPr>
+            <w:tcW w:type="dxa" w:w="900"/>
+          </w:tcPr>
+          <w:p>
+            <w:r>
+              <w:rPr>
+                <w:b w:val="false"/>
+                <w:bCs w:val="false"/>
+                <w:sz w:val="18"/>
+                <w:szCs w:val="18"/>
+              </w:rPr>
+              <w:t xml:space="preserve">6M</w:t>
+            </w:r>
+          </w:p>
+        </w:tc>
+        <w:tc>
+          <w:tcPr>
+            <w:tcW w:type="dxa" w:w="1200"/>
+          </w:tcPr>
+          <w:p>
+            <w:r>
+              <w:rPr>
+                <w:b w:val="false"/>
+                <w:bCs w:val="false"/>
+                <w:sz w:val="18"/>
+                <w:szCs w:val="18"/>
+              </w:rPr>
+              <w:t xml:space="preserve">operational</w:t>
+            </w:r>
+          </w:p>
+        </w:tc>
+        <w:tc>
+          <w:tcPr>
+            <w:tcW w:type="dxa" w:w="800"/>
+          </w:tcPr>
+          <w:p>
+            <w:r>
+              <w:rPr>
+                <w:b w:val="false"/>
+                <w:bCs w:val="false"/>
+                <w:sz w:val="18"/>
+                <w:szCs w:val="18"/>
+              </w:rPr>
+              <w:t xml:space="preserve">yes</w:t>
+            </w:r>
+          </w:p>
+        </w:tc>
+      </w:tr>
+      <w:tr>
+        <w:tc>
+          <w:tcPr>
+            <w:tcW w:type="dxa" w:w="1100"/>
+          </w:tcPr>
+          <w:p>
+            <w:r>
+              <w:rPr>
+                <w:b w:val="false"/>
+                <w:bCs w:val="false"/>
+                <w:sz w:val="18"/>
+                <w:szCs w:val="18"/>
+              </w:rPr>
+              <w:t xml:space="preserve">balance_sheet</w:t>
+            </w:r>
+          </w:p>
+        </w:tc>
+        <w:tc>
+          <w:tcPr>
+            <w:tcW w:type="dxa" w:w="2600"/>
+          </w:tcPr>
+          <w:p>
+            <w:r>
+              <w:rPr>
+                <w:b w:val="false"/>
+                <w:bCs w:val="false"/>
+                <w:sz w:val="18"/>
+                <w:szCs w:val="18"/>
+              </w:rPr>
+              <w:t xml:space="preserve">Raise Rs 330 Cr via rights issue (on top of the Rs 185 Cr QIP done) to fund CCL + working capital</w:t>
+            </w:r>
+          </w:p>
+        </w:tc>
+        <w:tc>
+          <w:tcPr>
+            <w:tcW w:type="dxa" w:w="2400"/>
+          </w:tcPr>
+          <w:p>
+            <w:r>
+              <w:rPr>
+                <w:b w:val="false"/>
+                <w:bCs w:val="false"/>
+                <w:sz w:val="18"/>
+                <w:szCs w:val="18"/>
+              </w:rPr>
+              <w:t xml:space="preserve">1.25 Cr shares at Rs 264; NSE/BSE in-principle approval received</w:t>
+            </w:r>
+          </w:p>
+        </w:tc>
+        <w:tc>
+          <w:tcPr>
+            <w:tcW w:type="dxa" w:w="900"/>
+          </w:tcPr>
+          <w:p>
+            <w:r>
+              <w:rPr>
+                <w:b w:val="false"/>
+                <w:bCs w:val="false"/>
+                <w:sz w:val="18"/>
+                <w:szCs w:val="18"/>
+              </w:rPr>
+              <w:t xml:space="preserve">6M</w:t>
+            </w:r>
+          </w:p>
+        </w:tc>
+        <w:tc>
+          <w:tcPr>
+            <w:tcW w:type="dxa" w:w="1200"/>
+          </w:tcPr>
+          <w:p>
+            <w:r>
+              <w:rPr>
+                <w:b w:val="false"/>
+                <w:bCs w:val="false"/>
+                <w:sz w:val="18"/>
+                <w:szCs w:val="18"/>
+              </w:rPr>
+              <w:t xml:space="preserve">action</w:t>
+            </w:r>
+          </w:p>
+        </w:tc>
+        <w:tc>
+          <w:tcPr>
+            <w:tcW w:type="dxa" w:w="800"/>
+          </w:tcPr>
+          <w:p>
+            <w:r>
+              <w:rPr>
+                <w:b w:val="false"/>
+                <w:bCs w:val="false"/>
+                <w:sz w:val="18"/>
+                <w:szCs w:val="18"/>
+              </w:rPr>
+              <w:t xml:space="preserve">yes</w:t>
+            </w:r>
+          </w:p>
+        </w:tc>
+      </w:tr>
+      <w:tr>
+        <w:tc>
+          <w:tcPr>
+            <w:tcW w:type="dxa" w:w="1100"/>
+          </w:tcPr>
+          <w:p>
+            <w:r>
+              <w:rPr>
+                <w:b w:val="false"/>
+                <w:bCs w:val="false"/>
+                <w:sz w:val="18"/>
+                <w:szCs w:val="18"/>
+              </w:rPr>
+              <w:t xml:space="preserve">growth</w:t>
+            </w:r>
+          </w:p>
+        </w:tc>
+        <w:tc>
+          <w:tcPr>
+            <w:tcW w:type="dxa" w:w="2600"/>
+          </w:tcPr>
+          <w:p>
+            <w:r>
+              <w:rPr>
+                <w:b w:val="false"/>
+                <w:bCs w:val="false"/>
+                <w:sz w:val="18"/>
+                <w:szCs w:val="18"/>
+              </w:rPr>
+              <w:t xml:space="preserve">FY29 revenue Rs 2,500+ Cr and PAT Rs 250+ Cr (~3.5-4x current)</w:t>
+            </w:r>
+          </w:p>
+        </w:tc>
+        <w:tc>
+          <w:tcPr>
+            <w:tcW w:type="dxa" w:w="2400"/>
+          </w:tcPr>
+          <w:p>
+            <w:r>
+              <w:rPr>
+                <w:b w:val="false"/>
+                <w:bCs w:val="false"/>
+                <w:sz w:val="18"/>
+                <w:szCs w:val="18"/>
+              </w:rPr>
+              <w:t xml:space="preserve">driven by CCL ramp</w:t>
+            </w:r>
+          </w:p>
+        </w:tc>
+        <w:tc>
+          <w:tcPr>
+            <w:tcW w:type="dxa" w:w="900"/>
+          </w:tcPr>
+          <w:p>
+            <w:r>
+              <w:rPr>
+                <w:b w:val="false"/>
+                <w:bCs w:val="false"/>
+                <w:sz w:val="18"/>
+                <w:szCs w:val="18"/>
+              </w:rPr>
+              <w:t xml:space="preserve">FY28</w:t>
+            </w:r>
+          </w:p>
+        </w:tc>
+        <w:tc>
+          <w:tcPr>
+            <w:tcW w:type="dxa" w:w="1200"/>
+          </w:tcPr>
+          <w:p>
+            <w:r>
+              <w:rPr>
+                <w:b w:val="false"/>
+                <w:bCs w:val="false"/>
+                <w:sz w:val="18"/>
+                <w:szCs w:val="18"/>
+              </w:rPr>
+              <w:t xml:space="preserve">expectation</w:t>
+            </w:r>
+          </w:p>
+        </w:tc>
+        <w:tc>
+          <w:tcPr>
+            <w:tcW w:type="dxa" w:w="800"/>
+          </w:tcPr>
+          <w:p>
+            <w:r>
+              <w:rPr>
+                <w:b w:val="false"/>
+                <w:bCs w:val="false"/>
+                <w:sz w:val="18"/>
+                <w:szCs w:val="18"/>
+              </w:rPr>
+              <w:t xml:space="preserve">yes</w:t>
+            </w:r>
+          </w:p>
+        </w:tc>
+      </w:tr>
+      <w:tr>
+        <w:tc>
+          <w:tcPr>
+            <w:tcW w:type="dxa" w:w="1100"/>
+          </w:tcPr>
+          <w:p>
+            <w:r>
+              <w:rPr>
+                <w:b w:val="false"/>
+                <w:bCs w:val="false"/>
+                <w:sz w:val="18"/>
+                <w:szCs w:val="18"/>
+              </w:rPr>
+              <w:t xml:space="preserve">margin</w:t>
+            </w:r>
+          </w:p>
+        </w:tc>
+        <w:tc>
+          <w:tcPr>
+            <w:tcW w:type="dxa" w:w="2600"/>
+          </w:tcPr>
+          <w:p>
+            <w:r>
+              <w:rPr>
+                <w:b w:val="false"/>
+                <w:bCs w:val="false"/>
+                <w:sz w:val="18"/>
+                <w:szCs w:val="18"/>
+              </w:rPr>
+              <w:t xml:space="preserve">Blended margin uplift from higher-value CCL vs the ~10-11% SS-products base</w:t>
+            </w:r>
+          </w:p>
+        </w:tc>
+        <w:tc>
+          <w:tcPr>
+            <w:tcW w:type="dxa" w:w="2400"/>
+          </w:tcPr>
+          <w:p>
+            <w:r>
+              <w:rPr>
+                <w:b w:val="false"/>
+                <w:bCs w:val="false"/>
+                <w:sz w:val="18"/>
+                <w:szCs w:val="18"/>
+              </w:rPr>
+              <w:t xml:space="preserve">—</w:t>
+            </w:r>
+          </w:p>
+        </w:tc>
+        <w:tc>
+          <w:tcPr>
+            <w:tcW w:type="dxa" w:w="900"/>
+          </w:tcPr>
+          <w:p>
+            <w:r>
+              <w:rPr>
+                <w:b w:val="false"/>
+                <w:bCs w:val="false"/>
+                <w:sz w:val="18"/>
+                <w:szCs w:val="18"/>
+              </w:rPr>
+              <w:t xml:space="preserve">FY28</w:t>
+            </w:r>
+          </w:p>
+        </w:tc>
+        <w:tc>
+          <w:tcPr>
+            <w:tcW w:type="dxa" w:w="1200"/>
+          </w:tcPr>
+          <w:p>
+            <w:r>
+              <w:rPr>
+                <w:b w:val="false"/>
+                <w:bCs w:val="false"/>
+                <w:sz w:val="18"/>
+                <w:szCs w:val="18"/>
+              </w:rPr>
+              <w:t xml:space="preserve">expectation</w:t>
+            </w:r>
+          </w:p>
+        </w:tc>
+        <w:tc>
+          <w:tcPr>
+            <w:tcW w:type="dxa" w:w="800"/>
+          </w:tcPr>
+          <w:p>
+            <w:r>
+              <w:rPr>
+                <w:b w:val="false"/>
+                <w:bCs w:val="false"/>
+                <w:sz w:val="18"/>
+                <w:szCs w:val="18"/>
+              </w:rPr>
+              <w:t xml:space="preserve"/>
+            </w:r>
+          </w:p>
+        </w:tc>
+      </w:tr>
+    </w:tbl>
+    <w:p>
+      <w:pPr>
+        <w:spacing w:after="60" w:before="120"/>
+      </w:pPr>
+      <w:r>
+        <w:rPr>
+          <w:b/>
+          <w:bCs/>
+          <w:sz w:val="20"/>
+          <w:szCs w:val="20"/>
+        </w:rPr>
+        <w:t xml:space="preserve">Earnings chain: </w:t>
+      </w:r>
+      <w:r>
+        <w:rPr>
+          <w:b w:val="false"/>
+          <w:bCs w:val="false"/>
+          <w:sz w:val="20"/>
+          <w:szCs w:val="20"/>
+        </w:rPr>
+        <w:t xml:space="preserve">rights-issue + QIP funding</w:t>
+      </w:r>
+      <w:r>
+        <w:rPr>
+          <w:color w:val="666666"/>
+          <w:sz w:val="20"/>
+          <w:szCs w:val="20"/>
+        </w:rPr>
+        <w:t xml:space="preserve"> → </w:t>
+      </w:r>
+      <w:r>
+        <w:rPr>
+          <w:b w:val="false"/>
+          <w:bCs w:val="false"/>
+          <w:sz w:val="20"/>
+          <w:szCs w:val="20"/>
+        </w:rPr>
+        <w:t xml:space="preserve">CCL plant commissioning (Nov 2026 target)</w:t>
+      </w:r>
+      <w:r>
+        <w:rPr>
+          <w:color w:val="666666"/>
+          <w:sz w:val="20"/>
+          <w:szCs w:val="20"/>
+        </w:rPr>
+        <w:t xml:space="preserve"> → </w:t>
+      </w:r>
+      <w:r>
+        <w:rPr>
+          <w:b/>
+          <w:bCs/>
+          <w:color w:val="A32020"/>
+          <w:sz w:val="20"/>
+          <w:szCs w:val="20"/>
+        </w:rPr>
+        <w:t xml:space="preserve">CCL customer qualification with PCB makers</w:t>
+      </w:r>
+      <w:r>
+        <w:rPr>
+          <w:color w:val="666666"/>
+          <w:sz w:val="20"/>
+          <w:szCs w:val="20"/>
+        </w:rPr>
+        <w:t xml:space="preserve"> → </w:t>
+      </w:r>
+      <w:r>
+        <w:rPr>
+          <w:b w:val="false"/>
+          <w:bCs w:val="false"/>
+          <w:sz w:val="20"/>
+          <w:szCs w:val="20"/>
+        </w:rPr>
+        <w:t xml:space="preserve">CCL revenue ramp</w:t>
+      </w:r>
+      <w:r>
+        <w:rPr>
+          <w:color w:val="666666"/>
+          <w:sz w:val="20"/>
+          <w:szCs w:val="20"/>
+        </w:rPr>
+        <w:t xml:space="preserve"> → </w:t>
+      </w:r>
+      <w:r>
+        <w:rPr>
+          <w:b w:val="false"/>
+          <w:bCs w:val="false"/>
+          <w:sz w:val="20"/>
+          <w:szCs w:val="20"/>
+        </w:rPr>
+        <w:t xml:space="preserve">blended margin uplift vs ~10-11% base</w:t>
+      </w:r>
+      <w:r>
+        <w:rPr>
+          <w:color w:val="666666"/>
+          <w:sz w:val="20"/>
+          <w:szCs w:val="20"/>
+        </w:rPr>
+        <w:t xml:space="preserve"> → </w:t>
+      </w:r>
+      <w:r>
+        <w:rPr>
+          <w:b w:val="false"/>
+          <w:bCs w:val="false"/>
+          <w:sz w:val="20"/>
+          <w:szCs w:val="20"/>
+        </w:rPr>
+        <w:t xml:space="preserve">operating leverage</w:t>
+      </w:r>
+      <w:r>
+        <w:rPr>
+          <w:color w:val="666666"/>
+          <w:sz w:val="20"/>
+          <w:szCs w:val="20"/>
+        </w:rPr>
+        <w:t xml:space="preserve"> → </w:t>
+      </w:r>
+      <w:r>
+        <w:rPr>
+          <w:b w:val="false"/>
+          <w:bCs w:val="false"/>
+          <w:sz w:val="20"/>
+          <w:szCs w:val="20"/>
+        </w:rPr>
+        <w:t xml:space="preserve">PAT / FCF (currently deeply negative)</w:t>
+      </w:r>
+    </w:p>
+    <w:p>
+      <w:pPr>
+        <w:spacing w:after="120"/>
+      </w:pPr>
+      <w:r>
+        <w:rPr>
+          <w:color w:val="666666"/>
+          <w:sz w:val="18"/>
+          <w:szCs w:val="18"/>
+        </w:rPr>
+        <w:t xml:space="preserve">Bottleneck link: CCL customer qualification with PCB makers.</w:t>
+      </w:r>
+    </w:p>
+    <w:p>
+      <w:pPr>
+        <w:spacing w:after="120"/>
+      </w:pPr>
+      <w:r>
+        <w:rPr>
+          <w:color w:val="666666"/>
+          <w:sz w:val="18"/>
+          <w:szCs w:val="18"/>
+        </w:rPr>
+        <w:t xml:space="preserve">Operating leverage: unclear -- the ~10-11% SS-products base shows no leverage to date (ROCE fell as revenue rose); CCL's contribution margin and ramp speed are entirely unproven, and FCF is ~Rs -155 Cr while the plant is built</w:t>
+      </w:r>
+    </w:p>
+    <w:p>
+      <w:pPr>
+        <w:spacing w:after="120"/>
+      </w:pPr>
+      <w:r>
+        <w:rPr>
+          <w:color w:val="666666"/>
+          <w:sz w:val="18"/>
+          <w:szCs w:val="18"/>
+        </w:rPr>
+        <w:t xml:space="preserve">Evidenced: rights-issue + QIP funding; CCL plant commissioning (Nov 2026 target). Still assumed: CCL customer qualification with PCB makers; CCL revenue ramp; blended margin uplift vs ~10-11% base; operating leverage; PAT / FCF (currently deeply negative).</w:t>
+      </w:r>
+    </w:p>
+    <w:p>
+      <w:pPr>
+        <w:spacing w:after="120"/>
+      </w:pPr>
+      <w:r>
+        <w:rPr>
+          <w:b/>
+          <w:bCs/>
+          <w:sz w:val="20"/>
+          <w:szCs w:val="20"/>
+        </w:rPr>
+        <w:t xml:space="preserve">Market expectation vs. our path:</w:t>
+      </w:r>
+    </w:p>
+    <w:tbl>
+      <w:tblPr>
+        <w:tblW w:type="dxa" w:w="9000"/>
+        <w:tblBorders>
+          <w:top w:val="single" w:color="auto" w:sz="4"/>
+          <w:left w:val="single" w:color="auto" w:sz="4"/>
+          <w:bottom w:val="single" w:color="auto" w:sz="4"/>
+          <w:right w:val="single" w:color="auto" w:sz="4"/>
+          <w:insideH w:val="single" w:color="auto" w:sz="4"/>
+          <w:insideV w:val="single" w:color="auto" w:sz="4"/>
+        </w:tblBorders>
+      </w:tblPr>
+      <w:tblGrid>
+        <w:gridCol w:w="3200"/>
+        <w:gridCol w:w="5800"/>
+      </w:tblGrid>
+      <w:tr>
+        <w:tc>
+          <w:tcPr>
+            <w:tcW w:type="dxa" w:w="3200"/>
+            <w:shd w:fill="F2F2F2" w:val="clear"/>
+          </w:tcPr>
+          <w:p>
+            <w:r>
+              <w:rPr>
+                <w:b/>
+                <w:bCs/>
+              </w:rPr>
+              <w:t xml:space="preserve">As of</w:t>
+            </w:r>
+          </w:p>
+        </w:tc>
+        <w:tc>
+          <w:tcPr>
+            <w:tcW w:type="dxa" w:w="5800"/>
+          </w:tcPr>
+          <w:p>
+            <w:r>
+              <w:t xml:space="preserve">2026-09-08</w:t>
+            </w:r>
+          </w:p>
+        </w:tc>
+      </w:tr>
+      <w:tr>
+        <w:tc>
+          <w:tcPr>
+            <w:tcW w:type="dxa" w:w="3200"/>
+            <w:shd w:fill="F2F2F2" w:val="clear"/>
+          </w:tcPr>
+          <w:p>
+            <w:r>
+              <w:rPr>
+                <w:b/>
+                <w:bCs/>
+              </w:rPr>
+              <w:t xml:space="preserve">Price / multiple</w:t>
+            </w:r>
+          </w:p>
+        </w:tc>
+        <w:tc>
+          <w:tcPr>
+            <w:tcW w:type="dxa" w:w="5800"/>
+          </w:tcPr>
+          <w:p>
+            <w:r>
+              <w:t xml:space="preserve">Rs 298 · 36.9x P/E</w:t>
+            </w:r>
+          </w:p>
+        </w:tc>
+      </w:tr>
+      <w:tr>
+        <w:tc>
+          <w:tcPr>
+            <w:tcW w:type="dxa" w:w="3200"/>
+            <w:shd w:fill="F2F2F2" w:val="clear"/>
+          </w:tcPr>
+          <w:p>
+            <w:r>
+              <w:rPr>
+                <w:b/>
+                <w:bCs/>
+              </w:rPr>
+              <w:t xml:space="preserve">Right valuation lens</w:t>
+            </w:r>
+          </w:p>
+        </w:tc>
+        <w:tc>
+          <w:tcPr>
+            <w:tcW w:type="dxa" w:w="5800"/>
+          </w:tcPr>
+          <w:p>
+            <w:r>
+              <w:t xml:space="preserve">P/E</w:t>
+            </w:r>
+          </w:p>
+        </w:tc>
+      </w:tr>
+      <w:tr>
+        <w:tc>
+          <w:tcPr>
+            <w:tcW w:type="dxa" w:w="3200"/>
+            <w:shd w:fill="F2F2F2" w:val="clear"/>
+          </w:tcPr>
+          <w:p>
+            <w:r>
+              <w:rPr>
+                <w:b/>
+                <w:bCs/>
+              </w:rPr>
+              <w:t xml:space="preserve">Price implies</w:t>
+            </w:r>
+          </w:p>
+        </w:tc>
+        <w:tc>
+          <w:tcPr>
+            <w:tcW w:type="dxa" w:w="5800"/>
+          </w:tcPr>
+          <w:p>
+            <w:r>
+              <w:t xml:space="preserve">~37x trailing P/E on a 10-11%-margin base implies the market expects the CCL ramp to roughly triple-to-quadruple PAT by FY28-29 (toward the guided Rs 250+ Cr) against a ~12-15x cyclical exit -- i.e. the price already discounts successful CCL commercialisation</w:t>
+            </w:r>
+          </w:p>
+        </w:tc>
+      </w:tr>
+      <w:tr>
+        <w:tc>
+          <w:tcPr>
+            <w:tcW w:type="dxa" w:w="3200"/>
+            <w:shd w:fill="F2F2F2" w:val="clear"/>
+          </w:tcPr>
+          <w:p>
+            <w:r>
+              <w:rPr>
+                <w:b/>
+                <w:bCs/>
+              </w:rPr>
+              <w:t xml:space="preserve">Our FY27</w:t>
+            </w:r>
+          </w:p>
+        </w:tc>
+        <w:tc>
+          <w:tcPr>
+            <w:tcW w:type="dxa" w:w="5800"/>
+          </w:tcPr>
+          <w:p>
+            <w:r>
+              <w:t xml:space="preserve">Core revenue Rs 1,250-1,350 Cr at ~11% EBITDA margin, PAT Rs 70-80 Cr; negligible CCL contribution (line commissions late FY27 at best)</w:t>
+            </w:r>
+          </w:p>
+        </w:tc>
+      </w:tr>
+      <w:tr>
+        <w:tc>
+          <w:tcPr>
+            <w:tcW w:type="dxa" w:w="3200"/>
+            <w:shd w:fill="F2F2F2" w:val="clear"/>
+          </w:tcPr>
+          <w:p>
+            <w:r>
+              <w:rPr>
+                <w:b/>
+                <w:bCs/>
+              </w:rPr>
+              <w:t xml:space="preserve">Our FY28</w:t>
+            </w:r>
+          </w:p>
+        </w:tc>
+        <w:tc>
+          <w:tcPr>
+            <w:tcW w:type="dxa" w:w="5800"/>
+          </w:tcPr>
+          <w:p>
+            <w:r>
+              <w:t xml:space="preserve">First partial year of CCL output -- wide range; Rs 1,600-2,000 Cr revenue if the ramp holds, but blended margin and interest drag on higher debt make PAT highly uncertain (Rs 110-160 Cr)</w:t>
+            </w:r>
+          </w:p>
+        </w:tc>
+      </w:tr>
+      <w:tr>
+        <w:tc>
+          <w:tcPr>
+            <w:tcW w:type="dxa" w:w="3200"/>
+            <w:shd w:fill="F2F2F2" w:val="clear"/>
+          </w:tcPr>
+          <w:p>
+            <w:r>
+              <w:rPr>
+                <w:b/>
+                <w:bCs/>
+              </w:rPr>
+              <w:t xml:space="preserve">Gap direction</w:t>
+            </w:r>
+          </w:p>
+        </w:tc>
+        <w:tc>
+          <w:tcPr>
+            <w:tcW w:type="dxa" w:w="5800"/>
+          </w:tcPr>
+          <w:p>
+            <w:r>
+              <w:t xml:space="preserve">over-optimistic</w:t>
+            </w:r>
+          </w:p>
+        </w:tc>
+      </w:tr>
+      <w:tr>
+        <w:tc>
+          <w:tcPr>
+            <w:tcW w:type="dxa" w:w="3200"/>
+            <w:shd w:fill="F2F2F2" w:val="clear"/>
+          </w:tcPr>
+          <w:p>
+            <w:r>
+              <w:rPr>
+                <w:b/>
+                <w:bCs/>
+              </w:rPr>
+              <w:t xml:space="preserve">Gap type</w:t>
+            </w:r>
+          </w:p>
+        </w:tc>
+        <w:tc>
+          <w:tcPr>
+            <w:tcW w:type="dxa" w:w="5800"/>
+          </w:tcPr>
+          <w:p>
+            <w:r>
+              <w:t xml:space="preserve">new_business</w:t>
+            </w:r>
+          </w:p>
+        </w:tc>
+      </w:tr>
+      <w:tr>
+        <w:tc>
+          <w:tcPr>
+            <w:tcW w:type="dxa" w:w="3200"/>
+            <w:shd w:fill="F2F2F2" w:val="clear"/>
+          </w:tcPr>
+          <w:p>
+            <w:r>
+              <w:rPr>
+                <w:b/>
+                <w:bCs/>
+              </w:rPr>
+              <w:t xml:space="preserve">Gap magnitude</w:t>
+            </w:r>
+          </w:p>
+        </w:tc>
+        <w:tc>
+          <w:tcPr>
+            <w:tcW w:type="dxa" w:w="5800"/>
+          </w:tcPr>
+          <w:p>
+            <w:r>
+              <w:t xml:space="preserve">-30% (our FY28 PAT vs implied)</w:t>
+            </w:r>
+          </w:p>
+        </w:tc>
+      </w:tr>
+      <w:tr>
+        <w:tc>
+          <w:tcPr>
+            <w:tcW w:type="dxa" w:w="3200"/>
+            <w:shd w:fill="F2F2F2" w:val="clear"/>
+          </w:tcPr>
+          <w:p>
+            <w:r>
+              <w:rPr>
+                <w:b/>
+                <w:bCs/>
+              </w:rPr>
+              <w:t xml:space="preserve">Gap basis</w:t>
+            </w:r>
+          </w:p>
+        </w:tc>
+        <w:tc>
+          <w:tcPr>
+            <w:tcW w:type="dxa" w:w="5800"/>
+          </w:tcPr>
+          <w:p>
+            <w:r>
+              <w:t xml:space="preserve">the multiple needs a smooth, high-margin CCL ramp to the guided FY29 numbers; our realistic path has CCL barely contributing before FY28 and margins/interest uncertain, so near-term earnings sit below what ~37x requires</w:t>
+            </w:r>
+          </w:p>
+        </w:tc>
+      </w:tr>
+      <w:tr>
+        <w:tc>
+          <w:tcPr>
+            <w:tcW w:type="dxa" w:w="3200"/>
+            <w:shd w:fill="F2F2F2" w:val="clear"/>
+          </w:tcPr>
+          <w:p>
+            <w:r>
+              <w:rPr>
+                <w:b/>
+                <w:bCs/>
+              </w:rPr>
+              <w:t xml:space="preserve">Evidence quality</w:t>
+            </w:r>
+          </w:p>
+        </w:tc>
+        <w:tc>
+          <w:tcPr>
+            <w:tcW w:type="dxa" w:w="5800"/>
+          </w:tcPr>
+          <w:p>
+            <w:r>
+              <w:t xml:space="preserve">weak</w:t>
+            </w:r>
+          </w:p>
+        </w:tc>
+      </w:tr>
+    </w:tbl>
+    <w:p>
+      <w:pPr>
+        <w:spacing w:after="120"/>
+      </w:pPr>
+      <w:r>
+        <w:rPr>
+          <w:i/>
+          <w:iCs/>
+          <w:color w:val="666666"/>
+          <w:sz w:val="16"/>
+          <w:szCs w:val="16"/>
+        </w:rPr>
+        <w:t xml:space="preserve">no broker consensus; implied path is a reverse-P/E estimate + screener.in forward figures + VP thread view</w:t>
+      </w:r>
+    </w:p>
+    <w:p>
+      <w:pPr>
+        <w:spacing w:after="120" w:before="120"/>
+      </w:pPr>
+      <w:r>
+        <w:rPr>
+          <w:b/>
+          <w:bCs/>
+          <w:sz w:val="20"/>
+          <w:szCs w:val="20"/>
+        </w:rPr>
+        <w:t xml:space="preserve">Catalyst: </w:t>
+      </w:r>
+      <w:r>
+        <w:rPr>
+          <w:sz w:val="20"/>
+          <w:szCs w:val="20"/>
+        </w:rPr>
+        <w:t xml:space="preserve">CCL plant commercial production start (targeted Nov 2026) + the first 1-2 quarters of CCL output showing volume and margin</w:t>
+      </w:r>
+      <w:r>
+        <w:rPr>
+          <w:color w:val="666666"/>
+          <w:sz w:val="18"/>
+          <w:szCs w:val="18"/>
+        </w:rPr>
+        <w:t xml:space="preserve"> (window ~9M from 2026-09-08; dated; evidence med; pending)</w:t>
       </w:r>
     </w:p>
     <w:p>
@@ -287,7 +1928,7 @@
         <w:spacing w:after="120" w:before="280"/>
       </w:pPr>
       <w:r>
-        <w:t xml:space="preserve">BSE Corporate Actions / Other Red Flags</w:t>
+        <w:t xml:space="preserve">Ishmohit-Lens Checks (value chain · earnings quality · growth trajectory · management · quality metrics · track record · global-signal check)</w:t>
       </w:r>
     </w:p>
     <w:p>
@@ -295,7 +1936,719 @@
         <w:spacing w:after="120"/>
       </w:pPr>
       <w:r>
-        <w:t xml:space="preserve">Not independently checked this pass.</w:t>
+        <w:rPr>
+          <w:i/>
+          <w:iCs/>
+          <w:color w:val="666666"/>
+          <w:sz w:val="18"/>
+          <w:szCs w:val="18"/>
+        </w:rPr>
+        <w:t xml:space="preserve">Extra checks drawn from @ishmohit1 / SOIC methodology (playbook/ishmohit-soic-style.md): where the company sits in its value chain and what the supply side is doing, whether a margin/PAT inflection is structural or a cyclical peak, the rate-of-change of growth vs. what the multiple demands, and management quality as a positive attribute.</w:t>
+      </w:r>
+    </w:p>
+    <w:p>
+      <w:pPr>
+        <w:spacing w:after="120"/>
+      </w:pPr>
+      <w:r>
+        <w:rPr>
+          <w:b/>
+          <w:bCs/>
+          <w:sz w:val="20"/>
+          <w:szCs w:val="20"/>
+        </w:rPr>
+        <w:t xml:space="preserve">Value chain &amp; supply side:</w:t>
+      </w:r>
+    </w:p>
+    <w:tbl>
+      <w:tblPr>
+        <w:tblW w:type="dxa" w:w="9000"/>
+        <w:tblBorders>
+          <w:top w:val="single" w:color="auto" w:sz="4"/>
+          <w:left w:val="single" w:color="auto" w:sz="4"/>
+          <w:bottom w:val="single" w:color="auto" w:sz="4"/>
+          <w:right w:val="single" w:color="auto" w:sz="4"/>
+          <w:insideH w:val="single" w:color="auto" w:sz="4"/>
+          <w:insideV w:val="single" w:color="auto" w:sz="4"/>
+        </w:tblBorders>
+      </w:tblPr>
+      <w:tblGrid>
+        <w:gridCol w:w="3200"/>
+        <w:gridCol w:w="5800"/>
+      </w:tblGrid>
+      <w:tr>
+        <w:tc>
+          <w:tcPr>
+            <w:tcW w:type="dxa" w:w="3200"/>
+            <w:shd w:fill="F2F2F2" w:val="clear"/>
+          </w:tcPr>
+          <w:p>
+            <w:r>
+              <w:rPr>
+                <w:b/>
+                <w:bCs/>
+              </w:rPr>
+              <w:t xml:space="preserve">Theme</w:t>
+            </w:r>
+          </w:p>
+        </w:tc>
+        <w:tc>
+          <w:tcPr>
+            <w:tcW w:type="dxa" w:w="5800"/>
+          </w:tcPr>
+          <w:p>
+            <w:r>
+              <w:t xml:space="preserve">electronics-component localisation / China+1 -- PCB inputs (copper clad laminate)</w:t>
+            </w:r>
+          </w:p>
+        </w:tc>
+      </w:tr>
+      <w:tr>
+        <w:tc>
+          <w:tcPr>
+            <w:tcW w:type="dxa" w:w="3200"/>
+            <w:shd w:fill="F2F2F2" w:val="clear"/>
+          </w:tcPr>
+          <w:p>
+            <w:r>
+              <w:rPr>
+                <w:b/>
+                <w:bCs/>
+              </w:rPr>
+              <w:t xml:space="preserve">This company's position</w:t>
+            </w:r>
+          </w:p>
+        </w:tc>
+        <w:tc>
+          <w:tcPr>
+            <w:tcW w:type="dxa" w:w="5800"/>
+          </w:tcPr>
+          <w:p>
+            <w:r>
+              <w:t xml:space="preserve">SS precision-products maker (washers, pipes/tubes, sheets, solar mounting) forward-integrating into CCL; positioned as India's first fully-integrated high-volume CCL plant, ECMS-backed</w:t>
+            </w:r>
+          </w:p>
+        </w:tc>
+      </w:tr>
+      <w:tr>
+        <w:tc>
+          <w:tcPr>
+            <w:tcW w:type="dxa" w:w="3200"/>
+            <w:shd w:fill="F2F2F2" w:val="clear"/>
+          </w:tcPr>
+          <w:p>
+            <w:r>
+              <w:rPr>
+                <w:b/>
+                <w:bCs/>
+              </w:rPr>
+              <w:t xml:space="preserve">Bottleneck node (pricing power)</w:t>
+            </w:r>
+          </w:p>
+        </w:tc>
+        <w:tc>
+          <w:tcPr>
+            <w:tcW w:type="dxa" w:w="5800"/>
+          </w:tcPr>
+          <w:p>
+            <w:r>
+              <w:t xml:space="preserve">CCL plant commissioning + qualification cycles with Indian PCB manufacturers</w:t>
+            </w:r>
+          </w:p>
+        </w:tc>
+      </w:tr>
+      <w:tr>
+        <w:tc>
+          <w:tcPr>
+            <w:tcW w:type="dxa" w:w="3200"/>
+            <w:shd w:fill="F2F2F2" w:val="clear"/>
+          </w:tcPr>
+          <w:p>
+            <w:r>
+              <w:rPr>
+                <w:b/>
+                <w:bCs/>
+              </w:rPr>
+              <w:t xml:space="preserve">Supply-side status</w:t>
+            </w:r>
+          </w:p>
+        </w:tc>
+        <w:tc>
+          <w:tcPr>
+            <w:tcW w:type="dxa" w:w="5800"/>
+          </w:tcPr>
+          <w:p>
+            <w:r>
+              <w:t xml:space="preserve">adding</w:t>
+            </w:r>
+          </w:p>
+        </w:tc>
+      </w:tr>
+      <w:tr>
+        <w:tc>
+          <w:tcPr>
+            <w:tcW w:type="dxa" w:w="3200"/>
+            <w:shd w:fill="F2F2F2" w:val="clear"/>
+          </w:tcPr>
+          <w:p>
+            <w:r>
+              <w:rPr>
+                <w:b/>
+                <w:bCs/>
+              </w:rPr>
+              <w:t xml:space="preserve">Adjacent-node peers</w:t>
+            </w:r>
+          </w:p>
+        </w:tc>
+        <w:tc>
+          <w:tcPr>
+            <w:tcW w:type="dxa" w:w="5800"/>
+          </w:tcPr>
+          <w:p>
+            <w:r>
+              <w:t xml:space="preserve">Kingboard / Shengyi (imported CCL incumbents), Viraj Profiles (SS products, unlisted), Mukand, Sona BLW / Kaynes (broader electronics-localisation basket)</w:t>
+            </w:r>
+          </w:p>
+        </w:tc>
+      </w:tr>
+    </w:tbl>
+    <w:p>
+      <w:pPr>
+        <w:spacing w:after="120"/>
+      </w:pPr>
+      <w:r>
+        <w:rPr>
+          <w:color w:val="666666"/>
+          <w:sz w:val="18"/>
+          <w:szCs w:val="18"/>
+        </w:rPr>
+        <w:t xml:space="preserve">CCL for India is currently almost entirely imported from China/Taiwan, so a domestic integrated plant with government scheme support has a genuine import-substitution runway. But Ratnaveer is 'adding' the first large capacity into an unproven local market -- first-mover/capital advantage rather than a defensible moat, and global CCL is a cyclical, scale-driven commodity.</w:t>
+      </w:r>
+    </w:p>
+    <w:p>
+      <w:pPr>
+        <w:spacing w:after="60" w:before="120"/>
+      </w:pPr>
+      <w:r>
+        <w:rPr>
+          <w:b/>
+          <w:bCs/>
+          <w:sz w:val="20"/>
+          <w:szCs w:val="20"/>
+        </w:rPr>
+        <w:t xml:space="preserve">Earnings quality: </w:t>
+      </w:r>
+      <w:r>
+        <w:rPr>
+          <w:sz w:val="20"/>
+          <w:szCs w:val="20"/>
+        </w:rPr>
+        <w:t xml:space="preserve">margin driver mixed</w:t>
+      </w:r>
+      <w:r>
+        <w:rPr>
+          <w:b/>
+          <w:bCs/>
+          <w:color w:val="A32020"/>
+          <w:sz w:val="20"/>
+          <w:szCs w:val="20"/>
+        </w:rPr>
+        <w:t xml:space="preserve"/>
+      </w:r>
+    </w:p>
+    <w:p>
+      <w:pPr>
+        <w:spacing w:after="120"/>
+      </w:pPr>
+      <w:r>
+        <w:rPr>
+          <w:color w:val="666666"/>
+          <w:sz w:val="18"/>
+          <w:szCs w:val="18"/>
+        </w:rPr>
+        <w:t xml:space="preserve">Drivers: SS raw-material spread / conversion economics (thin, ~10-11% EBITDA); volume growth / operating scale in the core products; prospective higher-value CCL mix (unproven).</w:t>
+      </w:r>
+    </w:p>
+    <w:p>
+      <w:pPr>
+        <w:spacing w:after="120"/>
+      </w:pPr>
+      <w:r>
+        <w:rPr>
+          <w:color w:val="666666"/>
+          <w:sz w:val="18"/>
+          <w:szCs w:val="18"/>
+        </w:rPr>
+        <w:t xml:space="preserve">The ~10-11% EBITDA margin is a thin, through-cycle level for a commodity-adjacent SS-products business -- neither a peak nor a spike. The forward question is whether CCL lifts the blend, not whether current margins are unsustainably high.</w:t>
+      </w:r>
+    </w:p>
+    <w:p>
+      <w:pPr>
+        <w:spacing w:after="60" w:before="120"/>
+      </w:pPr>
+      <w:r>
+        <w:rPr>
+          <w:b/>
+          <w:bCs/>
+          <w:sz w:val="20"/>
+          <w:szCs w:val="20"/>
+        </w:rPr>
+        <w:t xml:space="preserve">Growth trajectory: </w:t>
+      </w:r>
+      <w:r>
+        <w:rPr>
+          <w:b w:val="false"/>
+          <w:bCs w:val="false"/>
+          <w:sz w:val="20"/>
+          <w:szCs w:val="20"/>
+        </w:rPr>
+        <w:t xml:space="preserve">YoY growth rate is steady</w:t>
+      </w:r>
+    </w:p>
+    <w:p>
+      <w:pPr>
+        <w:spacing w:after="120"/>
+      </w:pPr>
+      <w:r>
+        <w:rPr>
+          <w:color w:val="666666"/>
+          <w:sz w:val="18"/>
+          <w:szCs w:val="18"/>
+        </w:rPr>
+        <w:t xml:space="preserve">revenue YoY: FY24 +24%, FY25 +50%, FY26 +20%, Q1 FY27 +20% -- a consistent ~20%+ core growth rate (FY25's 50% was the outlier high). PAT growth broadly tracked revenue.</w:t>
+      </w:r>
+    </w:p>
+    <w:p>
+      <w:pPr>
+        <w:spacing w:after="120"/>
+      </w:pPr>
+      <w:r>
+        <w:rPr>
+          <w:color w:val="666666"/>
+          <w:sz w:val="18"/>
+          <w:szCs w:val="18"/>
+        </w:rPr>
+        <w:t xml:space="preserve">Reverse P/E: ~37x trailing needs a step-change beyond the ~20% core rate; only the CCL ramp delivers that, and it has not started -- so the current rate-of-change does not support the multiple on its own.</w:t>
+      </w:r>
+    </w:p>
+    <w:p>
+      <w:pPr>
+        <w:spacing w:after="120"/>
+      </w:pPr>
+      <w:r>
+        <w:rPr>
+          <w:b/>
+          <w:bCs/>
+          <w:sz w:val="20"/>
+          <w:szCs w:val="20"/>
+        </w:rPr>
+        <w:t xml:space="preserve">Management quality (TVGP's "P"):</w:t>
+      </w:r>
+    </w:p>
+    <w:tbl>
+      <w:tblPr>
+        <w:tblW w:type="dxa" w:w="9000"/>
+        <w:tblBorders>
+          <w:top w:val="single" w:color="auto" w:sz="4"/>
+          <w:left w:val="single" w:color="auto" w:sz="4"/>
+          <w:bottom w:val="single" w:color="auto" w:sz="4"/>
+          <w:right w:val="single" w:color="auto" w:sz="4"/>
+          <w:insideH w:val="single" w:color="auto" w:sz="4"/>
+          <w:insideV w:val="single" w:color="auto" w:sz="4"/>
+        </w:tblBorders>
+      </w:tblPr>
+      <w:tblGrid>
+        <w:gridCol w:w="3200"/>
+        <w:gridCol w:w="5800"/>
+      </w:tblGrid>
+      <w:tr>
+        <w:tc>
+          <w:tcPr>
+            <w:tcW w:type="dxa" w:w="3200"/>
+            <w:shd w:fill="F2F2F2" w:val="clear"/>
+          </w:tcPr>
+          <w:p>
+            <w:r>
+              <w:rPr>
+                <w:b/>
+                <w:bCs/>
+              </w:rPr>
+              <w:t xml:space="preserve">Assessment</w:t>
+            </w:r>
+          </w:p>
+        </w:tc>
+        <w:tc>
+          <w:tcPr>
+            <w:tcW w:type="dxa" w:w="5800"/>
+          </w:tcPr>
+          <w:p>
+            <w:r>
+              <w:t xml:space="preserve">neutral</w:t>
+            </w:r>
+          </w:p>
+        </w:tc>
+      </w:tr>
+      <w:tr>
+        <w:tc>
+          <w:tcPr>
+            <w:tcW w:type="dxa" w:w="3200"/>
+            <w:shd w:fill="F2F2F2" w:val="clear"/>
+          </w:tcPr>
+          <w:p>
+            <w:r>
+              <w:rPr>
+                <w:b/>
+                <w:bCs/>
+              </w:rPr>
+              <w:t xml:space="preserve">Capital allocation</w:t>
+            </w:r>
+          </w:p>
+        </w:tc>
+        <w:tc>
+          <w:tcPr>
+            <w:tcW w:type="dxa" w:w="5800"/>
+          </w:tcPr>
+          <w:p>
+            <w:r>
+              <w:t xml:space="preserve">Reinvesting the entire cash flow (zero dividend) plus a Rs 185 Cr QIP and a Rs 330 Cr rights issue into a large adjacent new product line (CCL). Incremental returns on the recent expansion have been NEGATIVE so far -- ROCE fell from ~15-16% to 12.3% and FY26 FCF was ~Rs -155 Cr. Promoters are subscribing warrants and recently added 2.75%, and there is no pledge/encumbrance -- alignment is intact, but the bet is large relative to the base. (unclear)</w:t>
+            </w:r>
+          </w:p>
+        </w:tc>
+      </w:tr>
+      <w:tr>
+        <w:tc>
+          <w:tcPr>
+            <w:tcW w:type="dxa" w:w="3200"/>
+            <w:shd w:fill="F2F2F2" w:val="clear"/>
+          </w:tcPr>
+          <w:p>
+            <w:r>
+              <w:rPr>
+                <w:b/>
+                <w:bCs/>
+              </w:rPr>
+              <w:t xml:space="preserve">Related-party trend</w:t>
+            </w:r>
+          </w:p>
+        </w:tc>
+        <w:tc>
+          <w:tcPr>
+            <w:tcW w:type="dxa" w:w="5800"/>
+          </w:tcPr>
+          <w:p>
+            <w:r>
+              <w:t xml:space="preserve">unclear</w:t>
+            </w:r>
+          </w:p>
+        </w:tc>
+      </w:tr>
+      <w:tr>
+        <w:tc>
+          <w:tcPr>
+            <w:tcW w:type="dxa" w:w="3200"/>
+            <w:shd w:fill="F2F2F2" w:val="clear"/>
+          </w:tcPr>
+          <w:p>
+            <w:r>
+              <w:rPr>
+                <w:b/>
+                <w:bCs/>
+              </w:rPr>
+              <w:t xml:space="preserve">Guidance credibility</w:t>
+            </w:r>
+          </w:p>
+        </w:tc>
+        <w:tc>
+          <w:tcPr>
+            <w:tcW w:type="dxa" w:w="5800"/>
+          </w:tcPr>
+          <w:p>
+            <w:r>
+              <w:t xml:space="preserve">no-track-record</w:t>
+            </w:r>
+          </w:p>
+        </w:tc>
+      </w:tr>
+      <w:tr>
+        <w:tc>
+          <w:tcPr>
+            <w:tcW w:type="dxa" w:w="3200"/>
+            <w:shd w:fill="F2F2F2" w:val="clear"/>
+          </w:tcPr>
+          <w:p>
+            <w:r>
+              <w:rPr>
+                <w:b/>
+                <w:bCs/>
+              </w:rPr>
+              <w:t xml:space="preserve">Shareholder returns</w:t>
+            </w:r>
+          </w:p>
+        </w:tc>
+        <w:tc>
+          <w:tcPr>
+            <w:tcW w:type="dxa" w:w="5800"/>
+          </w:tcPr>
+          <w:p>
+            <w:r>
+              <w:t xml:space="preserve">none</w:t>
+            </w:r>
+          </w:p>
+        </w:tc>
+      </w:tr>
+      <w:tr>
+        <w:tc>
+          <w:tcPr>
+            <w:tcW w:type="dxa" w:w="3200"/>
+            <w:shd w:fill="F2F2F2" w:val="clear"/>
+          </w:tcPr>
+          <w:p>
+            <w:r>
+              <w:rPr>
+                <w:b/>
+                <w:bCs/>
+              </w:rPr>
+              <w:t xml:space="preserve">Capability ladder / VAP</w:t>
+            </w:r>
+          </w:p>
+        </w:tc>
+        <w:tc>
+          <w:tcPr>
+            <w:tcW w:type="dxa" w:w="5800"/>
+          </w:tcPr>
+          <w:p>
+            <w:r>
+              <w:t xml:space="preserve">Explicit move up the value curve from commodity SS products into CCL (a higher-value electronics input); framed as India's first fully-integrated high-volume CCL plant</w:t>
+            </w:r>
+          </w:p>
+        </w:tc>
+      </w:tr>
+    </w:tbl>
+    <w:p>
+      <w:pPr>
+        <w:spacing w:after="120"/>
+      </w:pPr>
+      <w:r>
+        <w:rPr>
+          <w:b/>
+          <w:bCs/>
+          <w:sz w:val="20"/>
+          <w:szCs w:val="20"/>
+        </w:rPr>
+        <w:t xml:space="preserve">Quality metrics (ROCE · debt · FCF · margin · capex):</w:t>
+      </w:r>
+    </w:p>
+    <w:tbl>
+      <w:tblPr>
+        <w:tblW w:type="dxa" w:w="9000"/>
+        <w:tblBorders>
+          <w:top w:val="single" w:color="auto" w:sz="4"/>
+          <w:left w:val="single" w:color="auto" w:sz="4"/>
+          <w:bottom w:val="single" w:color="auto" w:sz="4"/>
+          <w:right w:val="single" w:color="auto" w:sz="4"/>
+          <w:insideH w:val="single" w:color="auto" w:sz="4"/>
+          <w:insideV w:val="single" w:color="auto" w:sz="4"/>
+        </w:tblBorders>
+      </w:tblPr>
+      <w:tblGrid>
+        <w:gridCol w:w="3200"/>
+        <w:gridCol w:w="5800"/>
+      </w:tblGrid>
+      <w:tr>
+        <w:tc>
+          <w:tcPr>
+            <w:tcW w:type="dxa" w:w="3200"/>
+            <w:shd w:fill="F2F2F2" w:val="clear"/>
+          </w:tcPr>
+          <w:p>
+            <w:r>
+              <w:rPr>
+                <w:b/>
+                <w:bCs/>
+              </w:rPr>
+              <w:t xml:space="preserve">Assessment</w:t>
+            </w:r>
+          </w:p>
+        </w:tc>
+        <w:tc>
+          <w:tcPr>
+            <w:tcW w:type="dxa" w:w="5800"/>
+          </w:tcPr>
+          <w:p>
+            <w:r>
+              <w:t xml:space="preserve">concern</w:t>
+            </w:r>
+          </w:p>
+        </w:tc>
+      </w:tr>
+      <w:tr>
+        <w:tc>
+          <w:tcPr>
+            <w:tcW w:type="dxa" w:w="3200"/>
+            <w:shd w:fill="F2F2F2" w:val="clear"/>
+          </w:tcPr>
+          <w:p>
+            <w:r>
+              <w:rPr>
+                <w:b/>
+                <w:bCs/>
+              </w:rPr>
+              <w:t xml:space="preserve">ROCE</w:t>
+            </w:r>
+          </w:p>
+        </w:tc>
+        <w:tc>
+          <w:tcPr>
+            <w:tcW w:type="dxa" w:w="5800"/>
+          </w:tcPr>
+          <w:p>
+            <w:r>
+              <w:t xml:space="preserve">12.3% (declining)</w:t>
+            </w:r>
+          </w:p>
+        </w:tc>
+      </w:tr>
+      <w:tr>
+        <w:tc>
+          <w:tcPr>
+            <w:tcW w:type="dxa" w:w="3200"/>
+            <w:shd w:fill="F2F2F2" w:val="clear"/>
+          </w:tcPr>
+          <w:p>
+            <w:r>
+              <w:rPr>
+                <w:b/>
+                <w:bCs/>
+              </w:rPr>
+              <w:t xml:space="preserve">Leverage</w:t>
+            </w:r>
+          </w:p>
+        </w:tc>
+        <w:tc>
+          <w:tcPr>
+            <w:tcW w:type="dxa" w:w="5800"/>
+          </w:tcPr>
+          <w:p>
+            <w:r>
+              <w:t xml:space="preserve">Net debt/EBITDA 2x</w:t>
+            </w:r>
+          </w:p>
+        </w:tc>
+      </w:tr>
+      <w:tr>
+        <w:tc>
+          <w:tcPr>
+            <w:tcW w:type="dxa" w:w="3200"/>
+            <w:shd w:fill="F2F2F2" w:val="clear"/>
+          </w:tcPr>
+          <w:p>
+            <w:r>
+              <w:rPr>
+                <w:b/>
+                <w:bCs/>
+              </w:rPr>
+              <w:t xml:space="preserve">FCF conversion</w:t>
+            </w:r>
+          </w:p>
+        </w:tc>
+        <w:tc>
+          <w:tcPr>
+            <w:tcW w:type="dxa" w:w="5800"/>
+          </w:tcPr>
+          <w:p>
+            <w:r>
+              <w:t xml:space="preserve">-120%</w:t>
+            </w:r>
+          </w:p>
+        </w:tc>
+      </w:tr>
+      <w:tr>
+        <w:tc>
+          <w:tcPr>
+            <w:tcW w:type="dxa" w:w="3200"/>
+            <w:shd w:fill="F2F2F2" w:val="clear"/>
+          </w:tcPr>
+          <w:p>
+            <w:r>
+              <w:rPr>
+                <w:b/>
+                <w:bCs/>
+              </w:rPr>
+              <w:t xml:space="preserve">Margin trend</w:t>
+            </w:r>
+          </w:p>
+        </w:tc>
+        <w:tc>
+          <w:tcPr>
+            <w:tcW w:type="dxa" w:w="5800"/>
+          </w:tcPr>
+          <w:p>
+            <w:r>
+              <w:t xml:space="preserve">stable</w:t>
+            </w:r>
+          </w:p>
+        </w:tc>
+      </w:tr>
+      <w:tr>
+        <w:tc>
+          <w:tcPr>
+            <w:tcW w:type="dxa" w:w="3200"/>
+            <w:shd w:fill="F2F2F2" w:val="clear"/>
+          </w:tcPr>
+          <w:p>
+            <w:r>
+              <w:rPr>
+                <w:b/>
+                <w:bCs/>
+              </w:rPr>
+              <w:t xml:space="preserve">Capex efficiency</w:t>
+            </w:r>
+          </w:p>
+        </w:tc>
+        <w:tc>
+          <w:tcPr>
+            <w:tcW w:type="dxa" w:w="5800"/>
+          </w:tcPr>
+          <w:p>
+            <w:r>
+              <w:t xml:space="preserve">unclear</w:t>
+            </w:r>
+          </w:p>
+        </w:tc>
+      </w:tr>
+    </w:tbl>
+    <w:p>
+      <w:pPr>
+        <w:spacing w:after="60" w:before="120"/>
+      </w:pPr>
+      <w:r>
+        <w:rPr>
+          <w:b/>
+          <w:bCs/>
+          <w:sz w:val="20"/>
+          <w:szCs w:val="20"/>
+        </w:rPr>
+        <w:t xml:space="preserve">Track record (Coffee Can persistence check): </w:t>
+      </w:r>
+      <w:r>
+        <w:rPr>
+          <w:sz w:val="20"/>
+          <w:szCs w:val="20"/>
+        </w:rPr>
+        <w:t xml:space="preserve">cleared revenue growth ≥10% AND ROCE ≥15% in 1 of the last 3 years (consistency_score 33)</w:t>
+      </w:r>
+    </w:p>
+    <w:p>
+      <w:pPr>
+        <w:spacing w:after="120"/>
+      </w:pPr>
+      <w:r>
+        <w:rPr>
+          <w:color w:val="666666"/>
+          <w:sz w:val="18"/>
+          <w:szCs w:val="18"/>
+        </w:rPr>
+        <w:t xml:space="preserve">FY24-FY26 verifiable from the same filings. FY24: revenue +24% but ROCE ~14-15% (borderline, likely below 15) -&gt; not cleared. FY25: revenue +50% and ROCE ~15-16% -&gt; cleared. FY26: revenue +20% but ROCE 12.3% -&gt; not cleared. Only 1 of 3 years cleared both revenue growth &gt;=10% and ROCE &gt;=15% -- the CCL capex + working-capital build has kept returns below the bar.</w:t>
       </w:r>
     </w:p>
     <w:p>
@@ -304,46 +2657,15 @@
         <w:spacing w:after="120" w:before="280"/>
       </w:pPr>
       <w:r>
-        <w:t xml:space="preserve">Bull Case</w:t>
-      </w:r>
-    </w:p>
-    <w:p>
-      <w:pPr>
-        <w:pStyle w:val="ListParagraph"/>
-        <w:numPr>
-          <w:ilvl w:val="0"/>
-          <w:numId w:val="1"/>
-        </w:numPr>
-        <w:spacing w:after="60"/>
-      </w:pPr>
-      <w:r>
-        <w:t xml:space="preserve">Debt-free, net-cash balance sheet with above-industry revenue growth (~24.6% CAGR vs 8.15% industry median)</w:t>
-      </w:r>
-    </w:p>
-    <w:p>
-      <w:pPr>
-        <w:pStyle w:val="ListParagraph"/>
-        <w:numPr>
-          <w:ilvl w:val="0"/>
-          <w:numId w:val="1"/>
-        </w:numPr>
-        <w:spacing w:after="60"/>
-      </w:pPr>
-      <w:r>
-        <w:t xml:space="preserve">A specific, large, government-approved (ECMS) new product line (Copper Clad Laminate for PCB manufacturing) riding the broader China+1/electronics-manufacturing theme</w:t>
-      </w:r>
-    </w:p>
-    <w:p>
-      <w:pPr>
-        <w:pStyle w:val="ListParagraph"/>
-        <w:numPr>
-          <w:ilvl w:val="0"/>
-          <w:numId w:val="1"/>
-        </w:numPr>
-        <w:spacing w:after="60"/>
-      </w:pPr>
-      <w:r>
-        <w:t xml:space="preserve">Management's own FY29 guidance implies a ~3.5-4x increase in PAT from current levels if the CCL ramp executes as planned</w:t>
+        <w:t xml:space="preserve">Technical Read (Weekly / Monthly MACD + Bollinger Bands, or RSI/CCI/Williams %R proxy)</w:t>
+      </w:r>
+    </w:p>
+    <w:p>
+      <w:pPr>
+        <w:spacing w:after="120"/>
+      </w:pPr>
+      <w:r>
+        <w:t xml:space="preserve">Not independently charted this pass. Note the stock has re-rated well above the prior file's Rs 129.9-208.0 range.</w:t>
       </w:r>
     </w:p>
     <w:p>
@@ -352,46 +2674,36 @@
         <w:spacing w:after="120" w:before="280"/>
       </w:pPr>
       <w:r>
-        <w:t xml:space="preserve">Bear Case / Key Risks</w:t>
-      </w:r>
-    </w:p>
-    <w:p>
-      <w:pPr>
-        <w:pStyle w:val="ListParagraph"/>
-        <w:numPr>
-          <w:ilvl w:val="0"/>
-          <w:numId w:val="1"/>
-        </w:numPr>
-        <w:spacing w:after="60"/>
-      </w:pPr>
-      <w:r>
-        <w:t xml:space="preserve">This is a management-guidance-driven thesis with almost no independent trusted-community validation or stress-testing to date -- the thread is thin and largely relays company presentations verbatim</w:t>
-      </w:r>
-    </w:p>
-    <w:p>
-      <w:pPr>
-        <w:pStyle w:val="ListParagraph"/>
-        <w:numPr>
-          <w:ilvl w:val="0"/>
-          <w:numId w:val="1"/>
-        </w:numPr>
-        <w:spacing w:after="60"/>
-      </w:pPr>
-      <w:r>
-        <w:t xml:space="preserve">An unanswered community question exists about whether the equity-funded capex plan for the new CCL lines has been fully thought through</w:t>
-      </w:r>
-    </w:p>
-    <w:p>
-      <w:pPr>
-        <w:pStyle w:val="ListParagraph"/>
-        <w:numPr>
-          <w:ilvl w:val="0"/>
-          <w:numId w:val="1"/>
-        </w:numPr>
-        <w:spacing w:after="60"/>
-      </w:pPr>
-      <w:r>
-        <w:t xml:space="preserve">No trusted-tier user has weighed in with an independent view on execution risk for a large, unproven new product line</w:t>
+        <w:t xml:space="preserve">ValuePickr Community Signal</w:t>
+      </w:r>
+    </w:p>
+    <w:p>
+      <w:pPr>
+        <w:spacing w:after="120"/>
+      </w:pPr>
+      <w:r>
+        <w:t xml:space="preserve">Read the entire thread -- 36 of 38 posts fetched (2023-12 to 2026-08, first-time read, thread is young/thin). The thread contains only a handful of substantive posts, none from trusted-tier users, centered mostly on relaying management's own guidance rather than independent community stress-testing: a large CCL (PCB input) capex line backed by government ECMS approval, funded partly via equity issuance, with management guiding FY29 revenue of Rs 2,500+ Cr (vs current ~Rs 1,119 Cr) and PAT of Rs 250+ Cr (~3.5-4x current).</w:t>
+      </w:r>
+    </w:p>
+    <w:p>
+      <w:pPr>
+        <w:spacing w:after="120"/>
+      </w:pPr>
+      <w:r>
+        <w:rPr>
+          <w:b/>
+          <w:bCs/>
+          <w:sz w:val="20"/>
+          <w:szCs w:val="20"/>
+        </w:rPr>
+        <w:t xml:space="preserve">High-conviction call from a top contributor: </w:t>
+      </w:r>
+      <w:r>
+        <w:rPr>
+          <w:sz w:val="20"/>
+          <w:szCs w:val="20"/>
+        </w:rPr>
+        <w:t xml:space="preserve">No trusted-tier users have posted in this thread. sarthak_saraf (non-trusted) opened the thread with a basic company overview in Dec 2023. Shubham_Sharma3 and Shlok_87 (both non-trusted) relayed management's FY25/FY29 guidance without independent verification or pushback. Kunal93 (non-trusted) raised an open, unanswered question about whether the CCL capex funding plan (raising Rs 350 Cr via equity issuance for 5 lines) had been fully thought through.</w:t>
       </w:r>
     </w:p>
     <w:p>
@@ -400,6 +2712,184 @@
         <w:spacing w:after="120" w:before="280"/>
       </w:pPr>
       <w:r>
+        <w:t xml:space="preserve">BSE Corporate Actions / Other Red Flags</w:t>
+      </w:r>
+    </w:p>
+    <w:p>
+      <w:pPr>
+        <w:spacing w:after="120"/>
+      </w:pPr>
+      <w:r>
+        <w:t xml:space="preserve">Not independently checked this pass.</w:t>
+      </w:r>
+    </w:p>
+    <w:p>
+      <w:pPr>
+        <w:pStyle w:val="Heading1"/>
+        <w:spacing w:after="120" w:before="280"/>
+      </w:pPr>
+      <w:r>
+        <w:t xml:space="preserve">Bull Case</w:t>
+      </w:r>
+    </w:p>
+    <w:p>
+      <w:pPr>
+        <w:pStyle w:val="ListParagraph"/>
+        <w:numPr>
+          <w:ilvl w:val="0"/>
+          <w:numId w:val="1"/>
+        </w:numPr>
+        <w:spacing w:after="60"/>
+      </w:pPr>
+      <w:r>
+        <w:t xml:space="preserve">Consistent ~24% revenue CAGR (FY23-26) and ~20-21% growth in Q1 FY27 -- the core SS-products business is executing</w:t>
+      </w:r>
+    </w:p>
+    <w:p>
+      <w:pPr>
+        <w:pStyle w:val="ListParagraph"/>
+        <w:numPr>
+          <w:ilvl w:val="0"/>
+          <w:numId w:val="1"/>
+        </w:numPr>
+        <w:spacing w:after="60"/>
+      </w:pPr>
+      <w:r>
+        <w:t xml:space="preserve">A specific, dated, large catalyst: the Rs 472 Cr CCL plant is ~60% built with commercial production targeted Nov 2026, positioned as India's first fully-integrated high-volume CCL facility under the government ECMS scheme -- a genuine China+1 import-substitution play</w:t>
+      </w:r>
+    </w:p>
+    <w:p>
+      <w:pPr>
+        <w:pStyle w:val="ListParagraph"/>
+        <w:numPr>
+          <w:ilvl w:val="0"/>
+          <w:numId w:val="1"/>
+        </w:numPr>
+        <w:spacing w:after="60"/>
+      </w:pPr>
+      <w:r>
+        <w:t xml:space="preserve">Management's FY29 guidance implies ~3.5-4x PAT (Rs 250+ Cr) -- if delivered, today's ~Rs 2,501 Cr market cap is ~10x that number</w:t>
+      </w:r>
+    </w:p>
+    <w:p>
+      <w:pPr>
+        <w:pStyle w:val="ListParagraph"/>
+        <w:numPr>
+          <w:ilvl w:val="0"/>
+          <w:numId w:val="1"/>
+        </w:numPr>
+        <w:spacing w:after="60"/>
+      </w:pPr>
+      <w:r>
+        <w:t xml:space="preserve">Infomerics credit-rating upgrade to IVR A-/Stable (from BBB+); promoters subscribing warrants and recently added 2.75% -- alignment despite the dilution</w:t>
+      </w:r>
+    </w:p>
+    <w:p>
+      <w:pPr>
+        <w:pStyle w:val="ListParagraph"/>
+        <w:numPr>
+          <w:ilvl w:val="0"/>
+          <w:numId w:val="1"/>
+        </w:numPr>
+        <w:spacing w:after="60"/>
+      </w:pPr>
+      <w:r>
+        <w:t xml:space="preserve">No promoter pledge / encumbrance (FY26 confirmation filed)</w:t>
+      </w:r>
+    </w:p>
+    <w:p>
+      <w:pPr>
+        <w:pStyle w:val="Heading1"/>
+        <w:spacing w:after="120" w:before="280"/>
+      </w:pPr>
+      <w:r>
+        <w:t xml:space="preserve">Bear Case / Key Risks</w:t>
+      </w:r>
+    </w:p>
+    <w:p>
+      <w:pPr>
+        <w:pStyle w:val="ListParagraph"/>
+        <w:numPr>
+          <w:ilvl w:val="0"/>
+          <w:numId w:val="1"/>
+        </w:numPr>
+        <w:spacing w:after="60"/>
+      </w:pPr>
+      <w:r>
+        <w:t xml:space="preserve">Core returns have compressed, not improved, through the expansion: ROCE ~15-16% -&gt; 12.3%, FY26 FCF ~Rs -155 Cr, debtor days 27 -&gt; 60, balance sheet from near-net-cash to ~Rs 335 Cr debt</w:t>
+      </w:r>
+    </w:p>
+    <w:p>
+      <w:pPr>
+        <w:pStyle w:val="ListParagraph"/>
+        <w:numPr>
+          <w:ilvl w:val="0"/>
+          <w:numId w:val="1"/>
+        </w:numPr>
+        <w:spacing w:after="60"/>
+      </w:pPr>
+      <w:r>
+        <w:t xml:space="preserve">The entire step-change rests on an unproven new product line (CCL) that has not yet produced or been qualified with PCB customers -- commissioning is 60% done, not commercial</w:t>
+      </w:r>
+    </w:p>
+    <w:p>
+      <w:pPr>
+        <w:pStyle w:val="ListParagraph"/>
+        <w:numPr>
+          <w:ilvl w:val="0"/>
+          <w:numId w:val="1"/>
+        </w:numPr>
+        <w:spacing w:after="60"/>
+      </w:pPr>
+      <w:r>
+        <w:t xml:space="preserve">Serial dilution to fund it: Rs 185 Cr QIP done + Rs 330 Cr rights approved; promoter holding down ~10pp to 45.5% (QIP-driven, but the share count keeps rising)</w:t>
+      </w:r>
+    </w:p>
+    <w:p>
+      <w:pPr>
+        <w:pStyle w:val="ListParagraph"/>
+        <w:numPr>
+          <w:ilvl w:val="0"/>
+          <w:numId w:val="1"/>
+        </w:numPr>
+        <w:spacing w:after="60"/>
+      </w:pPr>
+      <w:r>
+        <w:t xml:space="preserve">~37x P/E / ~3.6x P/B on a 10-11%-margin business already prices CCL success -- little cushion if the ramp slips or margins disappoint</w:t>
+      </w:r>
+    </w:p>
+    <w:p>
+      <w:pPr>
+        <w:pStyle w:val="ListParagraph"/>
+        <w:numPr>
+          <w:ilvl w:val="0"/>
+          <w:numId w:val="1"/>
+        </w:numPr>
+        <w:spacing w:after="60"/>
+      </w:pPr>
+      <w:r>
+        <w:t xml:space="preserve">The core SS-products business is a thin-spread, commodity-adjacent activity with no clear moat; CCL, if it works, is a capital/first-mover advantage, not IP</w:t>
+      </w:r>
+    </w:p>
+    <w:p>
+      <w:pPr>
+        <w:pStyle w:val="ListParagraph"/>
+        <w:numPr>
+          <w:ilvl w:val="0"/>
+          <w:numId w:val="1"/>
+        </w:numPr>
+        <w:spacing w:after="60"/>
+      </w:pPr>
+      <w:r>
+        <w:t xml:space="preserve">FY29 guidance is management-asserted with no independent trusted-community validation and no delivery track record yet</w:t>
+      </w:r>
+    </w:p>
+    <w:p>
+      <w:pPr>
+        <w:pStyle w:val="Heading1"/>
+        <w:spacing w:after="120" w:before="280"/>
+      </w:pPr>
+      <w:r>
         <w:t xml:space="preserve">Market-Cap Tier (informational — not a gate in this project)</w:t>
       </w:r>
     </w:p>
@@ -412,7 +2902,7 @@
           <w:b/>
           <w:bCs/>
         </w:rPr>
-        <w:t xml:space="preserve">Small-cap (~Rs 1,887 Cr)</w:t>
+        <w:t xml:space="preserve">Small-cap (~Rs 2,501 Cr)</w:t>
       </w:r>
     </w:p>
     <w:p>
@@ -440,6 +2930,34 @@
     </w:p>
     <w:p>
       <w:pPr>
+        <w:spacing w:after="120"/>
+      </w:pPr>
+      <w:r>
+        <w:rPr>
+          <w:color w:val="666666"/>
+          <w:sz w:val="20"/>
+          <w:szCs w:val="20"/>
+        </w:rPr>
+        <w:t xml:space="preserve">4-box gate — tailwind: yes · TAM: yes · moat: weak · valuation: weak  (score 3 / 4)</w:t>
+      </w:r>
+    </w:p>
+    <w:p>
+      <w:pPr>
+        <w:spacing w:after="120"/>
+      </w:pPr>
+      <w:r>
+        <w:rPr>
+          <w:i/>
+          <w:iCs/>
+          <w:color w:val="666666"/>
+          <w:sz w:val="20"/>
+          <w:szCs w:val="20"/>
+        </w:rPr>
+        <w:t xml:space="preserve">China+1 / electronics-component localisation for CCL (a currently-imported PCB input) is a real, government-backed (ECMS) structural tailwind, and management's FY29 guide implies ~3.5-4x PAT -- supports tam though it is entirely CCL-ramp-dependent. Moat weak: SS-products base is commodity-adjacent with no moat, and CCL is a first-mover/capital advantage not IP. Valuation weak: ~37x P/E / ~3.6x P/B already prices CCL success, with negative FCF and serial dilution. Score 3.0 -&gt; 10x-in-2-3-years permitted at Low-Medium, unconfirmed.</w:t>
+      </w:r>
+    </w:p>
+    <w:p>
+      <w:pPr>
         <w:pStyle w:val="Heading1"/>
         <w:spacing w:after="120" w:before="280"/>
       </w:pPr>
@@ -458,46 +2976,59 @@
           <w:sz w:val="24"/>
           <w:szCs w:val="24"/>
         </w:rPr>
-        <w:t xml:space="preserve">A specific, large capacity-expansion catalyst with real numbers behind it, but resting almost entirely on unverified management guidance</w:t>
-      </w:r>
-    </w:p>
-    <w:p>
-      <w:pPr>
-        <w:pStyle w:val="ListParagraph"/>
-        <w:numPr>
-          <w:ilvl w:val="0"/>
-          <w:numId w:val="1"/>
-        </w:numPr>
-        <w:spacing w:after="60"/>
-      </w:pPr>
-      <w:r>
-        <w:t xml:space="preserve">Solid current fundamentals (debt-free, above-industry growth) plus a specific, sizeable new-product catalyst (CCL for PCB manufacturing) with concrete FY29 targets fit the profile for an unconfirmed 10x-in-2-3-years small-cap candidate</w:t>
-      </w:r>
-    </w:p>
-    <w:p>
-      <w:pPr>
-        <w:pStyle w:val="ListParagraph"/>
-        <w:numPr>
-          <w:ilvl w:val="0"/>
-          <w:numId w:val="1"/>
-        </w:numPr>
-        <w:spacing w:after="60"/>
-      </w:pPr>
-      <w:r>
-        <w:t xml:space="preserve">Low-Medium conviction: the thesis is currently supported almost entirely by management's own guidance rather than independent trusted-community verification -- there is no trusted-tier scrutiny in this thread to corroborate or challenge the numbers</w:t>
-      </w:r>
-    </w:p>
-    <w:p>
-      <w:pPr>
-        <w:pStyle w:val="ListParagraph"/>
-        <w:numPr>
-          <w:ilvl w:val="0"/>
-          <w:numId w:val="1"/>
-        </w:numPr>
-        <w:spacing w:after="60"/>
-      </w:pPr>
-      <w:r>
-        <w:t xml:space="preserve">Revisit once the CCL lines begin commercial production and the community (ideally including trusted voices) can assess actual execution against the guided targets</w:t>
+        <w:t xml:space="preserve">A specific, dated CCL capex catalyst with real government backing and concrete FY29 targets -- but resting on an unproven new product line, funded by dilution, on a base whose returns have compressed</w:t>
+      </w:r>
+    </w:p>
+    <w:p>
+      <w:pPr>
+        <w:pStyle w:val="ListParagraph"/>
+        <w:numPr>
+          <w:ilvl w:val="0"/>
+          <w:numId w:val="1"/>
+        </w:numPr>
+        <w:spacing w:after="60"/>
+      </w:pPr>
+      <w:r>
+        <w:t xml:space="preserve">Small-cap live-inflection framing: a growing core business (~24% CAGR) plus a specific, dated new-product catalyst (CCL commercial start targeted Nov 2026, ECMS-backed) with concrete FY29 targets fit the profile for an unconfirmed 10x-in-2-3-years small-cap candidate</w:t>
+      </w:r>
+    </w:p>
+    <w:p>
+      <w:pPr>
+        <w:pStyle w:val="ListParagraph"/>
+        <w:numPr>
+          <w:ilvl w:val="0"/>
+          <w:numId w:val="1"/>
+        </w:numPr>
+        <w:spacing w:after="60"/>
+      </w:pPr>
+      <w:r>
+        <w:t xml:space="preserve">four_box score 3.0 (tailwind + tam clear; moat and valuation weak) supports the return-magnitude label; the China+1 CCL import-substitution driver is structural, not cyclical</w:t>
+      </w:r>
+    </w:p>
+    <w:p>
+      <w:pPr>
+        <w:pStyle w:val="ListParagraph"/>
+        <w:numPr>
+          <w:ilvl w:val="0"/>
+          <w:numId w:val="1"/>
+        </w:numPr>
+        <w:spacing w:after="60"/>
+      </w:pPr>
+      <w:r>
+        <w:t xml:space="preserve">Conviction held at Low-Medium: the thesis depends almost entirely on a not-yet-commercial product line, core ROCE has fallen to ~12% with FY26 FCF ~Rs -155 Cr, funding is dilutive, and there is no trusted-community validation of the FY29 numbers</w:t>
+      </w:r>
+    </w:p>
+    <w:p>
+      <w:pPr>
+        <w:pStyle w:val="ListParagraph"/>
+        <w:numPr>
+          <w:ilvl w:val="0"/>
+          <w:numId w:val="1"/>
+        </w:numPr>
+        <w:spacing w:after="60"/>
+      </w:pPr>
+      <w:r>
+        <w:t xml:space="preserve">No red-flag tier -- the promoter-holding decline is confirmed QIP dilution (no pledge, no sale, promoters adding via warrants) -- but this is a leveraged, dilutive execution bet; revisit once the CCL line is commissioned and the first 1-2 quarters of output/margin are visible</w:t>
       </w:r>
     </w:p>
     <w:p>
